--- a/附属中学入試.docx
+++ b/附属中学入試.docx
@@ -24,37 +24,7 @@
           <w:sz w:val="52"/>
           <w:szCs w:val="52"/>
         </w:rPr>
-        <w:t>附属函館中学校受験</w:t>
-      </w:r>
-      <w:r>
-        <w:rPr>
-          <w:rFonts w:ascii="Yu Gothic" w:eastAsia="Yu Gothic" w:hAnsi="Yu Gothic"/>
-          <w:b/>
-          <w:color w:val="173F5F"/>
-          <w:sz w:val="52"/>
-          <w:szCs w:val="52"/>
-        </w:rPr>
-        <w:t xml:space="preserve"> </w:t>
-      </w:r>
-      <w:r>
-        <w:rPr>
-          <w:rFonts w:ascii="Yu Gothic" w:eastAsia="Yu Gothic" w:hAnsi="Yu Gothic"/>
-          <w:b/>
-          <w:color w:val="173F5F"/>
-          <w:sz w:val="52"/>
-          <w:szCs w:val="52"/>
-        </w:rPr>
-        <w:t>完全ガイド</w:t>
-      </w:r>
-      <w:r>
-        <w:rPr>
-          <w:rFonts w:ascii="Yu Gothic" w:eastAsia="Yu Gothic" w:hAnsi="Yu Gothic"/>
-          <w:b/>
-          <w:color w:val="173F5F"/>
-          <w:sz w:val="52"/>
-          <w:szCs w:val="52"/>
-        </w:rPr>
-        <w:t xml:space="preserve"> 2027</w:t>
+        <w:t>附属函館中学校受験 完全ガイド 2027</w:t>
       </w:r>
       <w:r>
         <w:rPr>
@@ -364,6 +334,7 @@
           <w:b/>
           <w:color w:val="263746"/>
         </w:rPr>
+        <w:lastRenderedPageBreak/>
         <w:t>「附属函館中学校はどのような児童を求めているのか」</w:t>
       </w:r>
     </w:p>
@@ -424,47 +395,7 @@
           <w:sz w:val="38"/>
           <w:szCs w:val="38"/>
         </w:rPr>
-        <w:t>第</w:t>
-      </w:r>
-      <w:r>
-        <w:rPr>
-          <w:rFonts w:ascii="Yu Gothic" w:eastAsia="Yu Gothic" w:hAnsi="Yu Gothic"/>
-          <w:b/>
-          <w:color w:val="FFFFFF"/>
-          <w:sz w:val="38"/>
-          <w:szCs w:val="38"/>
-        </w:rPr>
-        <w:t>1</w:t>
-      </w:r>
-      <w:r>
-        <w:rPr>
-          <w:rFonts w:ascii="Yu Gothic" w:eastAsia="Yu Gothic" w:hAnsi="Yu Gothic"/>
-          <w:b/>
-          <w:color w:val="FFFFFF"/>
-          <w:sz w:val="38"/>
-          <w:szCs w:val="38"/>
-        </w:rPr>
-        <w:t>章</w:t>
-      </w:r>
-      <w:r>
-        <w:rPr>
-          <w:rFonts w:ascii="Yu Gothic" w:eastAsia="Yu Gothic" w:hAnsi="Yu Gothic"/>
-          <w:b/>
-          <w:color w:val="FFFFFF"/>
-          <w:sz w:val="38"/>
-          <w:szCs w:val="38"/>
-        </w:rPr>
-        <w:t xml:space="preserve"> </w:t>
-      </w:r>
-      <w:r>
-        <w:rPr>
-          <w:rFonts w:ascii="Yu Gothic" w:eastAsia="Yu Gothic" w:hAnsi="Yu Gothic"/>
-          <w:b/>
-          <w:color w:val="FFFFFF"/>
-          <w:sz w:val="38"/>
-          <w:szCs w:val="38"/>
-        </w:rPr>
-        <w:t>学力検査で見られていること</w:t>
+        <w:t>第1章 学力検査で見られていること</w:t>
       </w:r>
     </w:p>
     <w:p>
@@ -512,23 +443,7 @@
           <w:b/>
           <w:color w:val="263746"/>
         </w:rPr>
-        <w:t>附属函館中学校の入試問題は、ここ</w:t>
-      </w:r>
-      <w:r>
-        <w:rPr>
-          <w:rFonts w:ascii="Yu Gothic" w:eastAsia="Yu Gothic" w:hAnsi="Yu Gothic"/>
-          <w:b/>
-          <w:color w:val="263746"/>
-        </w:rPr>
-        <w:t>8</w:t>
-      </w:r>
-      <w:r>
-        <w:rPr>
-          <w:rFonts w:ascii="Yu Gothic" w:eastAsia="Yu Gothic" w:hAnsi="Yu Gothic"/>
-          <w:b/>
-          <w:color w:val="263746"/>
-        </w:rPr>
-        <w:t>年ほど問題用紙・解答用紙ともに試験終了後に回収されており、基本的には公開されていません。</w:t>
+        <w:t>附属函館中学校の入試問題は、ここ8年ほど問題用紙・解答用紙ともに試験終了後に回収されており、基本的には公開されていません。</w:t>
       </w:r>
     </w:p>
     <w:p>
@@ -724,6 +639,7 @@
           <w:b/>
           <w:color w:val="263746"/>
         </w:rPr>
+        <w:lastRenderedPageBreak/>
         <w:t>特殊算</w:t>
       </w:r>
     </w:p>
@@ -908,23 +824,7 @@
           <w:b/>
           <w:color w:val="263746"/>
         </w:rPr>
-        <w:t>函館地区の多くの塾で採用されている「標準新演習」を例にすると、国語と算数ではまず</w:t>
-      </w:r>
-      <w:r>
-        <w:rPr>
-          <w:rFonts w:ascii="Yu Gothic" w:eastAsia="Yu Gothic" w:hAnsi="Yu Gothic"/>
-          <w:b/>
-          <w:color w:val="263746"/>
-        </w:rPr>
-        <w:t>A</w:t>
-      </w:r>
-      <w:r>
-        <w:rPr>
-          <w:rFonts w:ascii="Yu Gothic" w:eastAsia="Yu Gothic" w:hAnsi="Yu Gothic"/>
-          <w:b/>
-          <w:color w:val="263746"/>
-        </w:rPr>
-        <w:t>問題を、また、理科と社会については、練習問題、基本問題を確実に解けるようにし、</w:t>
+        <w:t>函館地区の多くの塾で採用されている「標準新演習」を例にすると、国語と算数ではまずA問題を、また、理科と社会については、練習問題、基本問題を確実に解けるようにし、</w:t>
       </w:r>
     </w:p>
     <w:p>
@@ -991,23 +891,7 @@
           <w:b/>
           <w:color w:val="263746"/>
         </w:rPr>
-        <w:t>国語・算数は</w:t>
-      </w:r>
-      <w:r>
-        <w:rPr>
-          <w:rFonts w:ascii="Yu Gothic" w:eastAsia="Yu Gothic" w:hAnsi="Yu Gothic" w:cstheme="minorBidi"/>
-          <w:b/>
-          <w:color w:val="263746"/>
-        </w:rPr>
-        <w:t>A</w:t>
-      </w:r>
-      <w:r>
-        <w:rPr>
-          <w:rFonts w:ascii="Yu Gothic" w:eastAsia="Yu Gothic" w:hAnsi="Yu Gothic" w:cstheme="minorBidi"/>
-          <w:b/>
-          <w:color w:val="263746"/>
-        </w:rPr>
-        <w:t>問題を確実に解く</w:t>
+        <w:t>国語・算数はA問題を確実に解く</w:t>
       </w:r>
     </w:p>
     <w:p>
@@ -1057,6 +941,7 @@
           <w:b/>
           <w:color w:val="263746"/>
         </w:rPr>
+        <w:lastRenderedPageBreak/>
         <w:t>基本事項を定着させる</w:t>
       </w:r>
     </w:p>
@@ -1084,6 +969,30 @@
         </w:rPr>
         <w:t>ケアレスミスを減らす</w:t>
       </w:r>
+      <w:r>
+        <w:rPr>
+          <w:rFonts w:ascii="Yu Gothic" w:eastAsia="Yu Gothic" w:hAnsi="Yu Gothic" w:cstheme="minorBidi" w:hint="eastAsia"/>
+          <w:b/>
+          <w:color w:val="263746"/>
+        </w:rPr>
+        <w:t>。(計算ミスはなくならないので、選択</w:t>
+      </w:r>
+      <w:r>
+        <w:rPr>
+          <w:rFonts w:ascii="Yu Gothic" w:eastAsia="Yu Gothic" w:hAnsi="Yu Gothic" w:cstheme="minorBidi" w:hint="eastAsia"/>
+          <w:b/>
+          <w:color w:val="263746"/>
+        </w:rPr>
+        <w:t>問題では</w:t>
+      </w:r>
+      <w:r>
+        <w:rPr>
+          <w:rFonts w:ascii="Yu Gothic" w:eastAsia="Yu Gothic" w:hAnsi="Yu Gothic" w:cstheme="minorBidi" w:hint="eastAsia"/>
+          <w:b/>
+          <w:color w:val="263746"/>
+        </w:rPr>
+        <w:t>記号で書くのか、番号で書くのかを線を引いたりして解く。)</w:t>
+      </w:r>
     </w:p>
     <w:p>
       <w:pPr>
@@ -1118,7 +1027,7 @@
           <w:b/>
           <w:color w:val="263746"/>
         </w:rPr>
-        <w:t>実際、受験した子から</w:t>
+        <w:t>実際、受験した子</w:t>
       </w:r>
       <w:r>
         <w:rPr>
@@ -1126,7 +1035,31 @@
           <w:b/>
           <w:color w:val="263746"/>
         </w:rPr>
-        <w:t>問題内容を</w:t>
+        <w:t>たち</w:t>
+      </w:r>
+      <w:r>
+        <w:rPr>
+          <w:rFonts w:ascii="Yu Gothic" w:eastAsia="Yu Gothic" w:hAnsi="Yu Gothic" w:hint="eastAsia"/>
+          <w:b/>
+          <w:color w:val="263746"/>
+        </w:rPr>
+        <w:t>から</w:t>
+      </w:r>
+      <w:r>
+        <w:rPr>
+          <w:rFonts w:ascii="Yu Gothic" w:eastAsia="Yu Gothic" w:hAnsi="Yu Gothic" w:hint="eastAsia"/>
+          <w:b/>
+          <w:color w:val="263746"/>
+        </w:rPr>
+        <w:t>問題</w:t>
+      </w:r>
+      <w:r>
+        <w:rPr>
+          <w:rFonts w:ascii="Yu Gothic" w:eastAsia="Yu Gothic" w:hAnsi="Yu Gothic" w:hint="eastAsia"/>
+          <w:b/>
+          <w:color w:val="263746"/>
+        </w:rPr>
+        <w:t>の難易度を</w:t>
       </w:r>
       <w:r>
         <w:rPr>
@@ -1285,95 +1218,19 @@
       </w:pPr>
       <w:r>
         <w:rPr>
-          <w:rFonts w:ascii="Yu Gothic" w:eastAsia="Yu Gothic" w:hAnsi="Yu Gothic"/>
-          <w:b/>
-          <w:color w:val="263746"/>
-        </w:rPr>
-        <w:t>「基本問題で失点する状態」</w:t>
-      </w:r>
-    </w:p>
-    <w:p>
-      <w:pPr>
-        <w:pStyle w:val="25"/>
-        <w:rPr>
-          <w:rFonts w:ascii="Yu Gothic" w:eastAsia="Yu Gothic" w:hAnsi="Yu Gothic"/>
-          <w:b/>
-          <w:bCs/>
-          <w:color w:val="173F5F"/>
-          <w:sz w:val="48"/>
-          <w:szCs w:val="48"/>
-        </w:rPr>
-      </w:pPr>
-      <w:r>
-        <w:rPr>
-          <w:rFonts w:ascii="Yu Gothic" w:eastAsia="Yu Gothic" w:hAnsi="Yu Gothic"/>
-          <w:b/>
-          <w:color w:val="263746"/>
-        </w:rPr>
-        <w:t>で難しい問題に時間をかけるより、</w:t>
-      </w:r>
-    </w:p>
-    <w:p>
-      <w:pPr>
-        <w:pStyle w:val="25"/>
-        <w:rPr>
-          <w:rFonts w:ascii="Yu Gothic" w:eastAsia="Yu Gothic" w:hAnsi="Yu Gothic"/>
-          <w:b/>
-          <w:bCs/>
-          <w:color w:val="173F5F"/>
-          <w:sz w:val="48"/>
-          <w:szCs w:val="48"/>
-        </w:rPr>
-      </w:pPr>
-      <w:r>
-        <w:rPr>
-          <w:rFonts w:ascii="Yu Gothic" w:eastAsia="Yu Gothic" w:hAnsi="Yu Gothic"/>
-          <w:b/>
-          <w:color w:val="263746"/>
-        </w:rPr>
-        <w:t>「基本問題をほぼ完璧に得点できる状態」</w:t>
-      </w:r>
-    </w:p>
-    <w:p>
-      <w:pPr>
-        <w:pStyle w:val="25"/>
-        <w:rPr>
-          <w:rFonts w:ascii="Yu Gothic" w:eastAsia="Yu Gothic" w:hAnsi="Yu Gothic"/>
-          <w:b/>
-          <w:bCs/>
-          <w:color w:val="173F5F"/>
-          <w:sz w:val="48"/>
-          <w:szCs w:val="48"/>
-        </w:rPr>
-      </w:pPr>
-      <w:r>
-        <w:rPr>
-          <w:rFonts w:ascii="Yu Gothic" w:eastAsia="Yu Gothic" w:hAnsi="Yu Gothic"/>
-          <w:b/>
-          <w:color w:val="263746"/>
-        </w:rPr>
-        <w:t>を目指す方が合格には近いと考えています。</w:t>
-      </w:r>
-    </w:p>
-    <w:p>
-      <w:pPr>
-        <w:pStyle w:val="25"/>
-        <w:rPr>
-          <w:rFonts w:ascii="Yu Gothic" w:eastAsia="Yu Gothic" w:hAnsi="Yu Gothic"/>
-          <w:b/>
-          <w:bCs/>
-          <w:color w:val="173F5F"/>
-          <w:sz w:val="48"/>
-          <w:szCs w:val="48"/>
-        </w:rPr>
-      </w:pPr>
-      <w:r>
-        <w:rPr>
-          <w:rFonts w:ascii="Yu Gothic" w:eastAsia="Yu Gothic" w:hAnsi="Yu Gothic"/>
-          <w:b/>
-          <w:color w:val="263746"/>
-        </w:rPr>
-        <w:t>また、本番では</w:t>
+          <w:rFonts w:ascii="Yu Gothic" w:eastAsia="Yu Gothic" w:hAnsi="Yu Gothic" w:hint="eastAsia"/>
+          <w:b/>
+          <w:color w:val="263746"/>
+        </w:rPr>
+        <w:t>附属函館中学校を受験する以上、</w:t>
+      </w:r>
+      <w:r>
+        <w:rPr>
+          <w:rFonts w:ascii="Yu Gothic" w:eastAsia="Yu Gothic" w:hAnsi="Yu Gothic"/>
+          <w:b/>
+          <w:color w:val="263746"/>
+        </w:rPr>
+        <w:t>難しい問題に時間をかけるより、</w:t>
       </w:r>
     </w:p>
     <w:p>
@@ -1396,6 +1253,71 @@
           <w:sz w:val="28"/>
           <w:szCs w:val="28"/>
         </w:rPr>
+        <w:t>「基本問題をほぼ完璧に得点できる状態」</w:t>
+      </w:r>
+    </w:p>
+    <w:p>
+      <w:pPr>
+        <w:pStyle w:val="25"/>
+        <w:rPr>
+          <w:rFonts w:ascii="Yu Gothic" w:eastAsia="Yu Gothic" w:hAnsi="Yu Gothic"/>
+          <w:b/>
+          <w:bCs/>
+          <w:color w:val="173F5F"/>
+          <w:sz w:val="48"/>
+          <w:szCs w:val="48"/>
+        </w:rPr>
+      </w:pPr>
+      <w:r>
+        <w:rPr>
+          <w:rFonts w:ascii="Yu Gothic" w:eastAsia="Yu Gothic" w:hAnsi="Yu Gothic"/>
+          <w:b/>
+          <w:color w:val="263746"/>
+        </w:rPr>
+        <w:t>を目指す方が合格には近いと考えています。</w:t>
+      </w:r>
+    </w:p>
+    <w:p>
+      <w:pPr>
+        <w:pStyle w:val="25"/>
+        <w:rPr>
+          <w:rFonts w:ascii="Yu Gothic" w:eastAsia="Yu Gothic" w:hAnsi="Yu Gothic"/>
+          <w:b/>
+          <w:bCs/>
+          <w:color w:val="173F5F"/>
+          <w:sz w:val="48"/>
+          <w:szCs w:val="48"/>
+        </w:rPr>
+      </w:pPr>
+      <w:r>
+        <w:rPr>
+          <w:rFonts w:ascii="Yu Gothic" w:eastAsia="Yu Gothic" w:hAnsi="Yu Gothic"/>
+          <w:b/>
+          <w:color w:val="263746"/>
+        </w:rPr>
+        <w:t>また、本番では</w:t>
+      </w:r>
+    </w:p>
+    <w:p>
+      <w:pPr>
+        <w:pStyle w:val="25"/>
+        <w:rPr>
+          <w:rFonts w:ascii="Yu Gothic" w:eastAsia="Yu Gothic" w:hAnsi="Yu Gothic"/>
+          <w:b/>
+          <w:bCs/>
+          <w:color w:val="173F5F"/>
+          <w:sz w:val="56"/>
+          <w:szCs w:val="56"/>
+        </w:rPr>
+      </w:pPr>
+      <w:r>
+        <w:rPr>
+          <w:rFonts w:ascii="Yu Gothic" w:eastAsia="Yu Gothic" w:hAnsi="Yu Gothic"/>
+          <w:b/>
+          <w:color w:val="263746"/>
+          <w:sz w:val="28"/>
+          <w:szCs w:val="28"/>
+        </w:rPr>
         <w:t>「分からない問題を飛ばす判断力」</w:t>
       </w:r>
     </w:p>
@@ -1438,23 +1360,8 @@
           <w:b/>
           <w:color w:val="263746"/>
         </w:rPr>
-        <w:t>附属函館中学校の学力検査は、国語・算数・理科・社会のすべてが</w:t>
-      </w:r>
-      <w:r>
-        <w:rPr>
-          <w:rFonts w:ascii="Yu Gothic" w:eastAsia="Yu Gothic" w:hAnsi="Yu Gothic"/>
-          <w:b/>
-          <w:color w:val="263746"/>
-        </w:rPr>
-        <w:t>25</w:t>
-      </w:r>
-      <w:r>
-        <w:rPr>
-          <w:rFonts w:ascii="Yu Gothic" w:eastAsia="Yu Gothic" w:hAnsi="Yu Gothic"/>
-          <w:b/>
-          <w:color w:val="263746"/>
-        </w:rPr>
-        <w:t>分で行われます。そのため、一つの問題に長時間悩んでしまうと、本来なら解けたはずの問題に取り組む時間がなくなってしまいます。</w:t>
+        <w:lastRenderedPageBreak/>
+        <w:t>附属函館中学校の学力検査は、国語・算数・理科・社会のすべてが25分で行われます。そのため、一つの問題に長時間悩んでしまうと、本来なら解けたはずの問題に取り組む時間がなくなってしまいます。</w:t>
       </w:r>
     </w:p>
     <w:p>
@@ -1486,15 +1393,17 @@
           <w:b/>
           <w:bCs/>
           <w:color w:val="173F5F"/>
-          <w:sz w:val="48"/>
-          <w:szCs w:val="48"/>
-        </w:rPr>
-      </w:pPr>
-      <w:r>
-        <w:rPr>
-          <w:rFonts w:ascii="Yu Gothic" w:eastAsia="Yu Gothic" w:hAnsi="Yu Gothic"/>
-          <w:b/>
-          <w:color w:val="263746"/>
+          <w:sz w:val="56"/>
+          <w:szCs w:val="56"/>
+        </w:rPr>
+      </w:pPr>
+      <w:r>
+        <w:rPr>
+          <w:rFonts w:ascii="Yu Gothic" w:eastAsia="Yu Gothic" w:hAnsi="Yu Gothic"/>
+          <w:b/>
+          <w:color w:val="263746"/>
+          <w:sz w:val="28"/>
+          <w:szCs w:val="28"/>
         </w:rPr>
         <w:t>「一度飛ばして後から戻る」</w:t>
       </w:r>
@@ -1690,6 +1599,7 @@
           <w:b/>
           <w:color w:val="263746"/>
         </w:rPr>
+        <w:lastRenderedPageBreak/>
         <w:t>学力検査は、</w:t>
       </w:r>
     </w:p>
@@ -1715,23 +1625,7 @@
           <w:b/>
           <w:color w:val="263746"/>
         </w:rPr>
-        <w:t>国語</w:t>
-      </w:r>
-      <w:r>
-        <w:rPr>
-          <w:rFonts w:ascii="Yu Gothic" w:eastAsia="Yu Gothic" w:hAnsi="Yu Gothic" w:cstheme="minorBidi"/>
-          <w:b/>
-          <w:color w:val="263746"/>
-        </w:rPr>
-        <w:t>25</w:t>
-      </w:r>
-      <w:r>
-        <w:rPr>
-          <w:rFonts w:ascii="Yu Gothic" w:eastAsia="Yu Gothic" w:hAnsi="Yu Gothic" w:cstheme="minorBidi"/>
-          <w:b/>
-          <w:color w:val="263746"/>
-        </w:rPr>
-        <w:t>分</w:t>
+        <w:t>国語25分</w:t>
       </w:r>
     </w:p>
     <w:p>
@@ -1756,23 +1650,7 @@
           <w:b/>
           <w:color w:val="263746"/>
         </w:rPr>
-        <w:t>算数</w:t>
-      </w:r>
-      <w:r>
-        <w:rPr>
-          <w:rFonts w:ascii="Yu Gothic" w:eastAsia="Yu Gothic" w:hAnsi="Yu Gothic" w:cstheme="minorBidi"/>
-          <w:b/>
-          <w:color w:val="263746"/>
-        </w:rPr>
-        <w:t>25</w:t>
-      </w:r>
-      <w:r>
-        <w:rPr>
-          <w:rFonts w:ascii="Yu Gothic" w:eastAsia="Yu Gothic" w:hAnsi="Yu Gothic" w:cstheme="minorBidi"/>
-          <w:b/>
-          <w:color w:val="263746"/>
-        </w:rPr>
-        <w:t>分</w:t>
+        <w:t>算数25分</w:t>
       </w:r>
     </w:p>
     <w:p>
@@ -1797,23 +1675,7 @@
           <w:b/>
           <w:color w:val="263746"/>
         </w:rPr>
-        <w:t>理科</w:t>
-      </w:r>
-      <w:r>
-        <w:rPr>
-          <w:rFonts w:ascii="Yu Gothic" w:eastAsia="Yu Gothic" w:hAnsi="Yu Gothic" w:cstheme="minorBidi"/>
-          <w:b/>
-          <w:color w:val="263746"/>
-        </w:rPr>
-        <w:t>25</w:t>
-      </w:r>
-      <w:r>
-        <w:rPr>
-          <w:rFonts w:ascii="Yu Gothic" w:eastAsia="Yu Gothic" w:hAnsi="Yu Gothic" w:cstheme="minorBidi"/>
-          <w:b/>
-          <w:color w:val="263746"/>
-        </w:rPr>
-        <w:t>分</w:t>
+        <w:t>理科25分</w:t>
       </w:r>
     </w:p>
     <w:p>
@@ -1838,23 +1700,7 @@
           <w:b/>
           <w:color w:val="263746"/>
         </w:rPr>
-        <w:t>社会</w:t>
-      </w:r>
-      <w:r>
-        <w:rPr>
-          <w:rFonts w:ascii="Yu Gothic" w:eastAsia="Yu Gothic" w:hAnsi="Yu Gothic" w:cstheme="minorBidi"/>
-          <w:b/>
-          <w:color w:val="263746"/>
-        </w:rPr>
-        <w:t>25</w:t>
-      </w:r>
-      <w:r>
-        <w:rPr>
-          <w:rFonts w:ascii="Yu Gothic" w:eastAsia="Yu Gothic" w:hAnsi="Yu Gothic" w:cstheme="minorBidi"/>
-          <w:b/>
-          <w:color w:val="263746"/>
-        </w:rPr>
-        <w:t>分</w:t>
+        <w:t>社会25分</w:t>
       </w:r>
     </w:p>
     <w:p>
@@ -1896,15 +1742,7 @@
           <w:b/>
           <w:color w:val="263746"/>
         </w:rPr>
-        <w:t>25</w:t>
-      </w:r>
-      <w:r>
-        <w:rPr>
-          <w:rFonts w:ascii="Yu Gothic" w:eastAsia="Yu Gothic" w:hAnsi="Yu Gothic"/>
-          <w:b/>
-          <w:color w:val="263746"/>
-        </w:rPr>
-        <w:t>分という時間は決して長くありません。</w:t>
+        <w:t>25分という時間は決して長くありません。</w:t>
       </w:r>
     </w:p>
     <w:p>
@@ -2107,6 +1945,7 @@
           <w:b/>
           <w:color w:val="263746"/>
         </w:rPr>
+        <w:lastRenderedPageBreak/>
         <w:t>漢字力</w:t>
       </w:r>
     </w:p>
@@ -2217,100 +2056,28 @@
           <w:sz w:val="38"/>
           <w:szCs w:val="38"/>
         </w:rPr>
-        <w:t>第</w:t>
-      </w:r>
-      <w:r>
-        <w:rPr>
-          <w:rFonts w:ascii="Yu Gothic" w:eastAsia="Yu Gothic" w:hAnsi="Yu Gothic"/>
-          <w:b/>
-          <w:color w:val="FFFFFF"/>
-          <w:sz w:val="38"/>
-          <w:szCs w:val="38"/>
-        </w:rPr>
-        <w:t>2</w:t>
-      </w:r>
-      <w:r>
-        <w:rPr>
-          <w:rFonts w:ascii="Yu Gothic" w:eastAsia="Yu Gothic" w:hAnsi="Yu Gothic"/>
-          <w:b/>
-          <w:color w:val="FFFFFF"/>
-          <w:sz w:val="38"/>
-          <w:szCs w:val="38"/>
-        </w:rPr>
-        <w:t>章</w:t>
-      </w:r>
-      <w:r>
-        <w:rPr>
-          <w:rFonts w:ascii="Yu Gothic" w:eastAsia="Yu Gothic" w:hAnsi="Yu Gothic"/>
-          <w:b/>
-          <w:color w:val="FFFFFF"/>
-          <w:sz w:val="38"/>
-          <w:szCs w:val="38"/>
-        </w:rPr>
-        <w:t xml:space="preserve"> </w:t>
-      </w:r>
-      <w:r>
-        <w:rPr>
-          <w:rFonts w:ascii="Yu Gothic" w:eastAsia="Yu Gothic" w:hAnsi="Yu Gothic"/>
-          <w:b/>
-          <w:color w:val="FFFFFF"/>
-          <w:sz w:val="38"/>
-          <w:szCs w:val="38"/>
-        </w:rPr>
-        <w:t>作文テーマ分析</w:t>
-      </w:r>
-    </w:p>
-    <w:p>
-      <w:pPr>
-        <w:pStyle w:val="25"/>
-        <w:rPr>
-          <w:rFonts w:ascii="Yu Gothic" w:eastAsia="Yu Gothic" w:hAnsi="Yu Gothic"/>
-          <w:b/>
-          <w:bCs/>
-          <w:color w:val="173F5F"/>
-          <w:sz w:val="48"/>
-          <w:szCs w:val="48"/>
-        </w:rPr>
-      </w:pPr>
-      <w:r>
-        <w:rPr>
-          <w:rFonts w:ascii="Yu Gothic" w:eastAsia="Yu Gothic" w:hAnsi="Yu Gothic"/>
-          <w:b/>
-          <w:color w:val="263746"/>
-        </w:rPr>
-        <w:t>附属函館中学校の作文は例年</w:t>
-      </w:r>
-      <w:r>
-        <w:rPr>
-          <w:rFonts w:ascii="Yu Gothic" w:eastAsia="Yu Gothic" w:hAnsi="Yu Gothic"/>
-          <w:b/>
-          <w:color w:val="263746"/>
-        </w:rPr>
-        <w:t>30</w:t>
-      </w:r>
-      <w:r>
-        <w:rPr>
-          <w:rFonts w:ascii="Yu Gothic" w:eastAsia="Yu Gothic" w:hAnsi="Yu Gothic"/>
-          <w:b/>
-          <w:color w:val="263746"/>
-        </w:rPr>
-        <w:t>分・</w:t>
-      </w:r>
-      <w:r>
-        <w:rPr>
-          <w:rFonts w:ascii="Yu Gothic" w:eastAsia="Yu Gothic" w:hAnsi="Yu Gothic"/>
-          <w:b/>
-          <w:color w:val="263746"/>
-        </w:rPr>
-        <w:t>300</w:t>
-      </w:r>
-      <w:r>
-        <w:rPr>
-          <w:rFonts w:ascii="Yu Gothic" w:eastAsia="Yu Gothic" w:hAnsi="Yu Gothic"/>
-          <w:b/>
-          <w:color w:val="263746"/>
-        </w:rPr>
-        <w:t>字程度です。</w:t>
+        <w:t>第2章 作文テーマ分析</w:t>
+      </w:r>
+    </w:p>
+    <w:p>
+      <w:pPr>
+        <w:pStyle w:val="25"/>
+        <w:rPr>
+          <w:rFonts w:ascii="Yu Gothic" w:eastAsia="Yu Gothic" w:hAnsi="Yu Gothic"/>
+          <w:b/>
+          <w:bCs/>
+          <w:color w:val="173F5F"/>
+          <w:sz w:val="48"/>
+          <w:szCs w:val="48"/>
+        </w:rPr>
+      </w:pPr>
+      <w:r>
+        <w:rPr>
+          <w:rFonts w:ascii="Yu Gothic" w:eastAsia="Yu Gothic" w:hAnsi="Yu Gothic"/>
+          <w:b/>
+          <w:color w:val="263746"/>
+        </w:rPr>
+        <w:t>附属函館中学校の作文は例年30分・300字程度です。</w:t>
       </w:r>
     </w:p>
     <w:p>
@@ -2490,7 +2257,8 @@
           <w:b/>
           <w:color w:val="263746"/>
         </w:rPr>
-        <w:t>自分の経験と考えを分かりやすくまとめること</w:t>
+        <w:lastRenderedPageBreak/>
+        <w:t>自分の</w:t>
       </w:r>
       <w:r>
         <w:rPr>
@@ -2498,6 +2266,22 @@
           <w:b/>
           <w:color w:val="263746"/>
         </w:rPr>
+        <w:t>指導</w:t>
+      </w:r>
+      <w:r>
+        <w:rPr>
+          <w:rFonts w:ascii="Yu Gothic" w:eastAsia="Yu Gothic" w:hAnsi="Yu Gothic"/>
+          <w:b/>
+          <w:color w:val="263746"/>
+        </w:rPr>
+        <w:t>経験と考えを分かりやすくまとめること</w:t>
+      </w:r>
+      <w:r>
+        <w:rPr>
+          <w:rFonts w:ascii="Yu Gothic" w:eastAsia="Yu Gothic" w:hAnsi="Yu Gothic" w:hint="eastAsia"/>
+          <w:b/>
+          <w:color w:val="263746"/>
+        </w:rPr>
         <w:t>、誤字脱字</w:t>
       </w:r>
       <w:r>
@@ -2532,19 +2316,6 @@
         </w:rPr>
         <w:t>く使えているか</w:t>
       </w:r>
-    </w:p>
-    <w:p>
-      <w:pPr>
-        <w:pStyle w:val="25"/>
-        <w:rPr>
-          <w:rFonts w:ascii="Yu Gothic" w:eastAsia="Yu Gothic" w:hAnsi="Yu Gothic"/>
-          <w:b/>
-          <w:bCs/>
-          <w:color w:val="173F5F"/>
-          <w:sz w:val="48"/>
-          <w:szCs w:val="48"/>
-        </w:rPr>
-      </w:pPr>
       <w:r>
         <w:rPr>
           <w:rFonts w:ascii="Yu Gothic" w:eastAsia="Yu Gothic" w:hAnsi="Yu Gothic"/>
@@ -2737,27 +2508,7 @@
                 <w:sz w:val="28"/>
                 <w:szCs w:val="28"/>
               </w:rPr>
-              <w:t>令和</w:t>
-            </w:r>
-            <w:r>
-              <w:rPr>
-                <w:rFonts w:ascii="Yu Gothic" w:eastAsia="Yu Gothic" w:hAnsi="Yu Gothic"/>
-                <w:b/>
-                <w:color w:val="173F5F"/>
-                <w:sz w:val="28"/>
-                <w:szCs w:val="28"/>
-              </w:rPr>
-              <w:t>5</w:t>
-            </w:r>
-            <w:r>
-              <w:rPr>
-                <w:rFonts w:ascii="Yu Gothic" w:eastAsia="Yu Gothic" w:hAnsi="Yu Gothic"/>
-                <w:b/>
-                <w:color w:val="173F5F"/>
-                <w:sz w:val="28"/>
-                <w:szCs w:val="28"/>
-              </w:rPr>
-              <w:t>年度</w:t>
+              <w:t>令和5年度</w:t>
             </w:r>
           </w:p>
         </w:tc>
@@ -2838,27 +2589,7 @@
                 <w:sz w:val="28"/>
                 <w:szCs w:val="28"/>
               </w:rPr>
-              <w:t>令和</w:t>
-            </w:r>
-            <w:r>
-              <w:rPr>
-                <w:rFonts w:ascii="Yu Gothic" w:eastAsia="Yu Gothic" w:hAnsi="Yu Gothic"/>
-                <w:b/>
-                <w:color w:val="173F5F"/>
-                <w:sz w:val="28"/>
-                <w:szCs w:val="28"/>
-              </w:rPr>
-              <w:t>6</w:t>
-            </w:r>
-            <w:r>
-              <w:rPr>
-                <w:rFonts w:ascii="Yu Gothic" w:eastAsia="Yu Gothic" w:hAnsi="Yu Gothic"/>
-                <w:b/>
-                <w:color w:val="173F5F"/>
-                <w:sz w:val="28"/>
-                <w:szCs w:val="28"/>
-              </w:rPr>
-              <w:t>年度</w:t>
+              <w:t>令和6年度</w:t>
             </w:r>
           </w:p>
         </w:tc>
@@ -2939,27 +2670,7 @@
                 <w:sz w:val="28"/>
                 <w:szCs w:val="28"/>
               </w:rPr>
-              <w:t>令和</w:t>
-            </w:r>
-            <w:r>
-              <w:rPr>
-                <w:rFonts w:ascii="Yu Gothic" w:eastAsia="Yu Gothic" w:hAnsi="Yu Gothic"/>
-                <w:b/>
-                <w:color w:val="173F5F"/>
-                <w:sz w:val="28"/>
-                <w:szCs w:val="28"/>
-              </w:rPr>
-              <w:t>7</w:t>
-            </w:r>
-            <w:r>
-              <w:rPr>
-                <w:rFonts w:ascii="Yu Gothic" w:eastAsia="Yu Gothic" w:hAnsi="Yu Gothic"/>
-                <w:b/>
-                <w:color w:val="173F5F"/>
-                <w:sz w:val="28"/>
-                <w:szCs w:val="28"/>
-              </w:rPr>
-              <w:t>年度</w:t>
+              <w:t>令和7年度</w:t>
             </w:r>
           </w:p>
         </w:tc>
@@ -3149,6 +2860,7 @@
           <w:b/>
           <w:color w:val="263746"/>
         </w:rPr>
+        <w:lastRenderedPageBreak/>
         <w:t>↓</w:t>
       </w:r>
     </w:p>
@@ -3372,67 +3084,7 @@
           <w:sz w:val="38"/>
           <w:szCs w:val="38"/>
         </w:rPr>
-        <w:t>第</w:t>
-      </w:r>
-      <w:r>
-        <w:rPr>
-          <w:rFonts w:ascii="Yu Gothic" w:eastAsia="Yu Gothic" w:hAnsi="Yu Gothic"/>
-          <w:b/>
-          <w:color w:val="FFFFFF"/>
-          <w:sz w:val="38"/>
-          <w:szCs w:val="38"/>
-        </w:rPr>
-        <w:t>3</w:t>
-      </w:r>
-      <w:r>
-        <w:rPr>
-          <w:rFonts w:ascii="Yu Gothic" w:eastAsia="Yu Gothic" w:hAnsi="Yu Gothic"/>
-          <w:b/>
-          <w:color w:val="FFFFFF"/>
-          <w:sz w:val="38"/>
-          <w:szCs w:val="38"/>
-        </w:rPr>
-        <w:t>章</w:t>
-      </w:r>
-      <w:r>
-        <w:rPr>
-          <w:rFonts w:ascii="Yu Gothic" w:eastAsia="Yu Gothic" w:hAnsi="Yu Gothic"/>
-          <w:b/>
-          <w:color w:val="FFFFFF"/>
-          <w:sz w:val="38"/>
-          <w:szCs w:val="38"/>
-        </w:rPr>
-        <w:t xml:space="preserve"> </w:t>
-      </w:r>
-      <w:r>
-        <w:rPr>
-          <w:rFonts w:ascii="Yu Gothic" w:eastAsia="Yu Gothic" w:hAnsi="Yu Gothic"/>
-          <w:b/>
-          <w:color w:val="FFFFFF"/>
-          <w:sz w:val="38"/>
-          <w:szCs w:val="38"/>
-        </w:rPr>
-        <w:t>令和</w:t>
-      </w:r>
-      <w:r>
-        <w:rPr>
-          <w:rFonts w:ascii="Yu Gothic" w:eastAsia="Yu Gothic" w:hAnsi="Yu Gothic"/>
-          <w:b/>
-          <w:color w:val="FFFFFF"/>
-          <w:sz w:val="38"/>
-          <w:szCs w:val="38"/>
-        </w:rPr>
-        <w:t>8</w:t>
-      </w:r>
-      <w:r>
-        <w:rPr>
-          <w:rFonts w:ascii="Yu Gothic" w:eastAsia="Yu Gothic" w:hAnsi="Yu Gothic"/>
-          <w:b/>
-          <w:color w:val="FFFFFF"/>
-          <w:sz w:val="38"/>
-          <w:szCs w:val="38"/>
-        </w:rPr>
-        <w:t>年度作文テーマ予想</w:t>
+        <w:t>第3章 令和8年度作文テーマ予想</w:t>
       </w:r>
     </w:p>
     <w:p>
@@ -3526,25 +3178,34 @@
         </w:rPr>
         <w:t>学校の教育方針</w:t>
       </w:r>
-    </w:p>
-    <w:p>
-      <w:pPr>
-        <w:pStyle w:val="25"/>
-        <w:rPr>
-          <w:rFonts w:ascii="Yu Gothic" w:eastAsia="Yu Gothic" w:hAnsi="Yu Gothic"/>
-          <w:b/>
-          <w:bCs/>
-          <w:color w:val="173F5F"/>
-          <w:sz w:val="48"/>
-          <w:szCs w:val="48"/>
-        </w:rPr>
-      </w:pPr>
-      <w:r>
-        <w:rPr>
-          <w:rFonts w:ascii="Yu Gothic" w:eastAsia="Yu Gothic" w:hAnsi="Yu Gothic"/>
-          <w:b/>
-          <w:color w:val="263746"/>
-        </w:rPr>
+      <w:r>
+        <w:rPr>
+          <w:rFonts w:ascii="Yu Gothic" w:eastAsia="Yu Gothic" w:hAnsi="Yu Gothic" w:cstheme="minorBidi" w:hint="eastAsia"/>
+          <w:b/>
+          <w:color w:val="263746"/>
+        </w:rPr>
+        <w:t>(公式HPや研究内容)</w:t>
+      </w:r>
+    </w:p>
+    <w:p>
+      <w:pPr>
+        <w:pStyle w:val="25"/>
+        <w:rPr>
+          <w:rFonts w:ascii="Yu Gothic" w:eastAsia="Yu Gothic" w:hAnsi="Yu Gothic"/>
+          <w:b/>
+          <w:bCs/>
+          <w:color w:val="173F5F"/>
+          <w:sz w:val="48"/>
+          <w:szCs w:val="48"/>
+        </w:rPr>
+      </w:pPr>
+      <w:r>
+        <w:rPr>
+          <w:rFonts w:ascii="Yu Gothic" w:eastAsia="Yu Gothic" w:hAnsi="Yu Gothic"/>
+          <w:b/>
+          <w:color w:val="263746"/>
+        </w:rPr>
+        <w:lastRenderedPageBreak/>
         <w:t>を考えると、</w:t>
       </w:r>
       <w:r>
@@ -3699,47 +3360,7 @@
           <w:sz w:val="38"/>
           <w:szCs w:val="38"/>
         </w:rPr>
-        <w:t>第</w:t>
-      </w:r>
-      <w:r>
-        <w:rPr>
-          <w:rFonts w:ascii="Yu Gothic" w:eastAsia="Yu Gothic" w:hAnsi="Yu Gothic"/>
-          <w:b/>
-          <w:color w:val="FFFFFF"/>
-          <w:sz w:val="38"/>
-          <w:szCs w:val="38"/>
-        </w:rPr>
-        <w:t>4</w:t>
-      </w:r>
-      <w:r>
-        <w:rPr>
-          <w:rFonts w:ascii="Yu Gothic" w:eastAsia="Yu Gothic" w:hAnsi="Yu Gothic"/>
-          <w:b/>
-          <w:color w:val="FFFFFF"/>
-          <w:sz w:val="38"/>
-          <w:szCs w:val="38"/>
-        </w:rPr>
-        <w:t>章</w:t>
-      </w:r>
-      <w:r>
-        <w:rPr>
-          <w:rFonts w:ascii="Yu Gothic" w:eastAsia="Yu Gothic" w:hAnsi="Yu Gothic"/>
-          <w:b/>
-          <w:color w:val="FFFFFF"/>
-          <w:sz w:val="38"/>
-          <w:szCs w:val="38"/>
-        </w:rPr>
-        <w:t xml:space="preserve"> 300</w:t>
-      </w:r>
-      <w:r>
-        <w:rPr>
-          <w:rFonts w:ascii="Yu Gothic" w:eastAsia="Yu Gothic" w:hAnsi="Yu Gothic"/>
-          <w:b/>
-          <w:color w:val="FFFFFF"/>
-          <w:sz w:val="38"/>
-          <w:szCs w:val="38"/>
-        </w:rPr>
-        <w:t>字作文テンプレート</w:t>
+        <w:t>第4章 300字作文テンプレート</w:t>
       </w:r>
     </w:p>
     <w:p>
@@ -3783,67 +3404,7 @@
           <w:sz w:val="28"/>
           <w:szCs w:val="28"/>
         </w:rPr>
-        <w:t>「思ったこと</w:t>
-      </w:r>
-      <w:r>
-        <w:rPr>
-          <w:rFonts w:ascii="Yu Gothic" w:eastAsia="Yu Gothic" w:hAnsi="Yu Gothic"/>
-          <w:b/>
-          <w:color w:val="263746"/>
-          <w:sz w:val="28"/>
-          <w:szCs w:val="28"/>
-        </w:rPr>
-        <w:t xml:space="preserve"> → </w:t>
-      </w:r>
-      <w:r>
-        <w:rPr>
-          <w:rFonts w:ascii="Yu Gothic" w:eastAsia="Yu Gothic" w:hAnsi="Yu Gothic"/>
-          <w:b/>
-          <w:color w:val="263746"/>
-          <w:sz w:val="28"/>
-          <w:szCs w:val="28"/>
-        </w:rPr>
-        <w:t>経験</w:t>
-      </w:r>
-      <w:r>
-        <w:rPr>
-          <w:rFonts w:ascii="Yu Gothic" w:eastAsia="Yu Gothic" w:hAnsi="Yu Gothic"/>
-          <w:b/>
-          <w:color w:val="263746"/>
-          <w:sz w:val="28"/>
-          <w:szCs w:val="28"/>
-        </w:rPr>
-        <w:t xml:space="preserve"> → </w:t>
-      </w:r>
-      <w:r>
-        <w:rPr>
-          <w:rFonts w:ascii="Yu Gothic" w:eastAsia="Yu Gothic" w:hAnsi="Yu Gothic"/>
-          <w:b/>
-          <w:color w:val="263746"/>
-          <w:sz w:val="28"/>
-          <w:szCs w:val="28"/>
-        </w:rPr>
-        <w:t>学んだこと</w:t>
-      </w:r>
-      <w:r>
-        <w:rPr>
-          <w:rFonts w:ascii="Yu Gothic" w:eastAsia="Yu Gothic" w:hAnsi="Yu Gothic"/>
-          <w:b/>
-          <w:color w:val="263746"/>
-          <w:sz w:val="28"/>
-          <w:szCs w:val="28"/>
-        </w:rPr>
-        <w:t xml:space="preserve"> → </w:t>
-      </w:r>
-      <w:r>
-        <w:rPr>
-          <w:rFonts w:ascii="Yu Gothic" w:eastAsia="Yu Gothic" w:hAnsi="Yu Gothic"/>
-          <w:b/>
-          <w:color w:val="263746"/>
-          <w:sz w:val="28"/>
-          <w:szCs w:val="28"/>
-        </w:rPr>
-        <w:t>これから」</w:t>
+        <w:t>「思ったこと → 経験 → 学んだこと → これから」</w:t>
       </w:r>
     </w:p>
     <w:p>
@@ -3998,6 +3559,7 @@
           <w:b/>
           <w:color w:val="263746"/>
         </w:rPr>
+        <w:lastRenderedPageBreak/>
         <w:t>その経験から〇〇を学びました。</w:t>
       </w:r>
     </w:p>
@@ -4197,47 +3759,7 @@
           <w:sz w:val="38"/>
           <w:szCs w:val="38"/>
         </w:rPr>
-        <w:t>第</w:t>
-      </w:r>
-      <w:r>
-        <w:rPr>
-          <w:rFonts w:ascii="Yu Gothic" w:eastAsia="Yu Gothic" w:hAnsi="Yu Gothic"/>
-          <w:b/>
-          <w:color w:val="FFFFFF"/>
-          <w:sz w:val="38"/>
-          <w:szCs w:val="38"/>
-        </w:rPr>
-        <w:t>5</w:t>
-      </w:r>
-      <w:r>
-        <w:rPr>
-          <w:rFonts w:ascii="Yu Gothic" w:eastAsia="Yu Gothic" w:hAnsi="Yu Gothic"/>
-          <w:b/>
-          <w:color w:val="FFFFFF"/>
-          <w:sz w:val="38"/>
-          <w:szCs w:val="38"/>
-        </w:rPr>
-        <w:t>章</w:t>
-      </w:r>
-      <w:r>
-        <w:rPr>
-          <w:rFonts w:ascii="Yu Gothic" w:eastAsia="Yu Gothic" w:hAnsi="Yu Gothic"/>
-          <w:b/>
-          <w:color w:val="FFFFFF"/>
-          <w:sz w:val="38"/>
-          <w:szCs w:val="38"/>
-        </w:rPr>
-        <w:t xml:space="preserve"> </w:t>
-      </w:r>
-      <w:r>
-        <w:rPr>
-          <w:rFonts w:ascii="Yu Gothic" w:eastAsia="Yu Gothic" w:hAnsi="Yu Gothic"/>
-          <w:b/>
-          <w:color w:val="FFFFFF"/>
-          <w:sz w:val="38"/>
-          <w:szCs w:val="38"/>
-        </w:rPr>
-        <w:t>作文題材の例</w:t>
+        <w:t>第5章 作文題材の例</w:t>
       </w:r>
     </w:p>
     <w:p>
@@ -4267,17 +3789,7 @@
           <w:sz w:val="30"/>
           <w:szCs w:val="30"/>
         </w:rPr>
-        <w:t xml:space="preserve">① </w:t>
-      </w:r>
-      <w:r>
-        <w:rPr>
-          <w:rFonts w:ascii="Yu Gothic" w:eastAsia="Yu Gothic" w:hAnsi="Yu Gothic"/>
-          <w:b/>
-          <w:color w:val="173F5F"/>
-          <w:sz w:val="30"/>
-          <w:szCs w:val="30"/>
-        </w:rPr>
-        <w:t>スポーツを頑張った経験</w:t>
+        <w:t>① スポーツを頑張った経験</w:t>
       </w:r>
     </w:p>
     <w:p>
@@ -4300,19 +3812,6 @@
         </w:rPr>
         <w:t>全国大会である必要はありません。</w:t>
       </w:r>
-    </w:p>
-    <w:p>
-      <w:pPr>
-        <w:pStyle w:val="25"/>
-        <w:rPr>
-          <w:rFonts w:ascii="Yu Gothic" w:eastAsia="Yu Gothic" w:hAnsi="Yu Gothic"/>
-          <w:b/>
-          <w:bCs/>
-          <w:color w:val="173F5F"/>
-          <w:sz w:val="48"/>
-          <w:szCs w:val="48"/>
-        </w:rPr>
-      </w:pPr>
       <w:r>
         <w:rPr>
           <w:rFonts w:ascii="Yu Gothic" w:eastAsia="Yu Gothic" w:hAnsi="Yu Gothic"/>
@@ -4411,6 +3910,7 @@
           <w:b/>
           <w:color w:val="263746"/>
         </w:rPr>
+        <w:lastRenderedPageBreak/>
         <w:t>です。</w:t>
       </w:r>
     </w:p>
@@ -4421,13 +3921,17 @@
           <w:rFonts w:ascii="Yu Gothic" w:eastAsia="Yu Gothic" w:hAnsi="Yu Gothic"/>
           <w:b/>
           <w:color w:val="263746"/>
-        </w:rPr>
-      </w:pPr>
-      <w:r>
-        <w:rPr>
-          <w:rFonts w:ascii="Yu Gothic" w:eastAsia="Yu Gothic" w:hAnsi="Yu Gothic"/>
-          <w:b/>
-          <w:color w:val="263746"/>
+          <w:sz w:val="28"/>
+          <w:szCs w:val="28"/>
+        </w:rPr>
+      </w:pPr>
+      <w:r>
+        <w:rPr>
+          <w:rFonts w:ascii="Yu Gothic" w:eastAsia="Yu Gothic" w:hAnsi="Yu Gothic"/>
+          <w:b/>
+          <w:color w:val="263746"/>
+          <w:sz w:val="28"/>
+          <w:szCs w:val="28"/>
         </w:rPr>
         <w:t>結果よりも成長を書くことが重要になります。</w:t>
       </w:r>
@@ -4486,6 +3990,15 @@
       </w:pPr>
       <w:r>
         <w:rPr>
+          <w:rFonts w:ascii="Yu Gothic" w:eastAsia="Yu Gothic" w:hAnsi="Yu Gothic" w:hint="eastAsia"/>
+          <w:b/>
+          <w:bCs/>
+          <w:color w:val="173F5F"/>
+        </w:rPr>
+        <w:t>「</w:t>
+      </w:r>
+      <w:r>
+        <w:rPr>
           <w:rFonts w:ascii="Yu Gothic" w:eastAsia="Yu Gothic" w:hAnsi="Yu Gothic"/>
           <w:b/>
           <w:bCs/>
@@ -4538,16 +4051,14 @@
         </w:rPr>
         <w:t>これからも、結果だけでなく努力する過程を大切にし、失敗を恐れず新しい目標に挑戦していきたいです。</w:t>
       </w:r>
-    </w:p>
-    <w:p>
       <w:r>
         <w:rPr>
           <w:rFonts w:ascii="Yu Gothic" w:eastAsia="Yu Gothic" w:hAnsi="Yu Gothic" w:hint="eastAsia"/>
           <w:b/>
           <w:bCs/>
-          <w:color w:val="263746"/>
-        </w:rPr>
-        <w:t>この例では、「大会で敗退したこと」よりも、仲間と努力した過程と、失敗から得た学びを中心にしています。</w:t>
+          <w:color w:val="173F5F"/>
+        </w:rPr>
+        <w:t>」</w:t>
       </w:r>
     </w:p>
     <w:p>
@@ -4589,29 +4100,30 @@
           <w:bCs/>
           <w:color w:val="263746"/>
         </w:rPr>
-        <w:t>委員会活動は、責任感や協力する姿勢を書きやすい題材です。役職の有無より、困った場面でどのように考え、行動したかを具体的にします。</w:t>
-      </w:r>
-    </w:p>
-    <w:p>
+        <w:t>委員会活動は、責任感や協力する姿勢を書きやすい題材です。</w:t>
+      </w:r>
       <w:r>
         <w:rPr>
           <w:rFonts w:ascii="Yu Gothic" w:eastAsia="Yu Gothic" w:hAnsi="Yu Gothic" w:hint="eastAsia"/>
           <w:b/>
           <w:bCs/>
           <w:color w:val="263746"/>
-        </w:rPr>
-        <w:t>作文例　モデル：図書委員会での活動</w:t>
-      </w:r>
-    </w:p>
-    <w:p>
+          <w:sz w:val="28"/>
+          <w:szCs w:val="32"/>
+        </w:rPr>
+        <w:t>役職の有無より、困った</w:t>
+      </w:r>
       <w:r>
         <w:rPr>
           <w:rFonts w:ascii="Yu Gothic" w:eastAsia="Yu Gothic" w:hAnsi="Yu Gothic" w:hint="eastAsia"/>
           <w:b/>
           <w:bCs/>
-          <w:color w:val="173F5F"/>
-        </w:rPr>
-        <w:t>私は、集団の中で自分の役割を果たすことが大切だと思います。</w:t>
+          <w:color w:val="263746"/>
+          <w:sz w:val="28"/>
+          <w:szCs w:val="32"/>
+        </w:rPr>
+        <w:lastRenderedPageBreak/>
+        <w:t>場面でどのように考え、行動したかを具体的にします。</w:t>
       </w:r>
     </w:p>
     <w:p>
@@ -4620,23 +4132,30 @@
           <w:rFonts w:ascii="Yu Gothic" w:eastAsia="Yu Gothic" w:hAnsi="Yu Gothic" w:hint="eastAsia"/>
           <w:b/>
           <w:bCs/>
-          <w:color w:val="173F5F"/>
-        </w:rPr>
-        <w:t>私は六年生で図書委員になり、本を借りる人を増やすための活動に取り組みました。最初におすすめの本を紹介するカードを作ろうと提案しましたが、委員の間で意見が分かれ、準備がなかなか進みませんでした。</w:t>
-      </w:r>
-    </w:p>
-    <w:p>
+          <w:color w:val="263746"/>
+        </w:rPr>
+        <w:t>作文例　モデル：</w:t>
+      </w:r>
       <w:r>
         <w:rPr>
           <w:rFonts w:ascii="Yu Gothic" w:eastAsia="Yu Gothic" w:hAnsi="Yu Gothic" w:hint="eastAsia"/>
           <w:b/>
           <w:bCs/>
-          <w:color w:val="173F5F"/>
-        </w:rPr>
-        <w:t>そこで、私は一人ずつ意見を聞き、カード作りと掲示の担当を分けることを提案しました。役割が決まると協力しやすくなり、紹介コーナーを完成させることができました。</w:t>
-      </w:r>
-    </w:p>
-    <w:p>
+          <w:color w:val="263746"/>
+        </w:rPr>
+        <w:t>学級委員長</w:t>
+      </w:r>
+    </w:p>
+    <w:p>
+      <w:pPr>
+        <w:divId w:val="1889030882"/>
+        <w:rPr>
+          <w:rFonts w:ascii="Yu Gothic" w:eastAsia="Yu Gothic" w:hAnsi="Yu Gothic"/>
+          <w:b/>
+          <w:bCs/>
+          <w:color w:val="173F5F"/>
+        </w:rPr>
+      </w:pPr>
       <w:r>
         <w:rPr>
           <w:rFonts w:ascii="Yu Gothic" w:eastAsia="Yu Gothic" w:hAnsi="Yu Gothic" w:hint="eastAsia"/>
@@ -4644,7 +4163,85 @@
           <w:bCs/>
           <w:color w:val="173F5F"/>
         </w:rPr>
-        <w:t>この経験から、集団で活動するときは自分の意見を伝えるだけでなく、相手の考えを聞き、協力できる方法を探すことが大切だと学びました。中学校でも、自分の役割に責任を持って取り組みたいです。</w:t>
+        <w:t>「</w:t>
+      </w:r>
+      <w:r>
+        <w:rPr>
+          <w:rFonts w:ascii="Yu Gothic" w:eastAsia="Yu Gothic" w:hAnsi="Yu Gothic"/>
+          <w:b/>
+          <w:bCs/>
+          <w:color w:val="173F5F"/>
+        </w:rPr>
+        <w:t>私は、挑戦することは自分を成長させるために大切だと思います。</w:t>
+      </w:r>
+    </w:p>
+    <w:p>
+      <w:pPr>
+        <w:divId w:val="1889030882"/>
+        <w:rPr>
+          <w:rFonts w:ascii="Yu Gothic" w:eastAsia="Yu Gothic" w:hAnsi="Yu Gothic"/>
+          <w:b/>
+          <w:bCs/>
+          <w:color w:val="173F5F"/>
+        </w:rPr>
+      </w:pPr>
+      <w:r>
+        <w:rPr>
+          <w:rFonts w:ascii="Yu Gothic" w:eastAsia="Yu Gothic" w:hAnsi="Yu Gothic"/>
+          <w:b/>
+          <w:bCs/>
+          <w:color w:val="173F5F"/>
+        </w:rPr>
+        <w:t>私は六年生のときに学級委員長に立候補しました。クラスのみんなが楽しく過ごせるクラスにしたいと思ったからです。しかし、学級委員長は初めてだったので、自分に務まるのか不安もありました。</w:t>
+      </w:r>
+    </w:p>
+    <w:p>
+      <w:pPr>
+        <w:divId w:val="1889030882"/>
+        <w:rPr>
+          <w:rFonts w:ascii="Yu Gothic" w:eastAsia="Yu Gothic" w:hAnsi="Yu Gothic"/>
+          <w:b/>
+          <w:bCs/>
+          <w:color w:val="173F5F"/>
+        </w:rPr>
+      </w:pPr>
+      <w:r>
+        <w:rPr>
+          <w:rFonts w:ascii="Yu Gothic" w:eastAsia="Yu Gothic" w:hAnsi="Yu Gothic"/>
+          <w:b/>
+          <w:bCs/>
+          <w:color w:val="173F5F"/>
+        </w:rPr>
+        <w:t>学級委員長になってからは、クラスの意見をまとめたり、行事の準備をしたりしました。友達同士の意見がなかなかまとまらず困ったこともありましたが、一人ひとりの話をよく聞くように心がけました。その経験から、自分の考えを伝えるだけでなく、相手の気持ちを考えることも大切だと学びました。</w:t>
+      </w:r>
+    </w:p>
+    <w:p>
+      <w:pPr>
+        <w:divId w:val="1889030882"/>
+        <w:rPr>
+          <w:rFonts w:ascii="Yu Gothic" w:eastAsia="Yu Gothic" w:hAnsi="Yu Gothic"/>
+          <w:b/>
+          <w:bCs/>
+          <w:color w:val="173F5F"/>
+        </w:rPr>
+      </w:pPr>
+      <w:r>
+        <w:rPr>
+          <w:rFonts w:ascii="Yu Gothic" w:eastAsia="Yu Gothic" w:hAnsi="Yu Gothic"/>
+          <w:b/>
+          <w:bCs/>
+          <w:color w:val="173F5F"/>
+        </w:rPr>
+        <w:t>私は挑戦すると不安なこともありますが、新しいことに取り組むことで成長できると思います。これからも様々なことに積極的に挑戦していきたいです。</w:t>
+      </w:r>
+      <w:r>
+        <w:rPr>
+          <w:rFonts w:ascii="Yu Gothic" w:eastAsia="Yu Gothic" w:hAnsi="Yu Gothic" w:hint="eastAsia"/>
+          <w:b/>
+          <w:bCs/>
+          <w:color w:val="173F5F"/>
+        </w:rPr>
+        <w:t>」</w:t>
       </w:r>
     </w:p>
     <w:p>
@@ -4686,17 +4283,29 @@
           <w:bCs/>
           <w:color w:val="263746"/>
         </w:rPr>
-        <w:t>苦手科目は、特別な実績がなくても、課題を見つけて努力した過程と成長を書ける題材です。点数だけでなく、続けた工夫や身についた姿勢を示します。</w:t>
-      </w:r>
-    </w:p>
-    <w:p>
+        <w:t>苦手科目は、特別な実績がなくても、課題を見つけて努力した過程と成長を書ける題材です。</w:t>
+      </w:r>
       <w:r>
         <w:rPr>
           <w:rFonts w:ascii="Yu Gothic" w:eastAsia="Yu Gothic" w:hAnsi="Yu Gothic" w:hint="eastAsia"/>
           <w:b/>
           <w:bCs/>
           <w:color w:val="263746"/>
-        </w:rPr>
+          <w:sz w:val="28"/>
+          <w:szCs w:val="32"/>
+        </w:rPr>
+        <w:t>点数だけでなく、続けた工夫や身についた姿勢を示します。</w:t>
+      </w:r>
+    </w:p>
+    <w:p>
+      <w:r>
+        <w:rPr>
+          <w:rFonts w:ascii="Yu Gothic" w:eastAsia="Yu Gothic" w:hAnsi="Yu Gothic" w:hint="eastAsia"/>
+          <w:b/>
+          <w:bCs/>
+          <w:color w:val="263746"/>
+        </w:rPr>
+        <w:lastRenderedPageBreak/>
         <w:t>作文例　モデル：国語の読解問題</w:t>
       </w:r>
     </w:p>
@@ -4708,6 +4317,15 @@
           <w:bCs/>
           <w:color w:val="173F5F"/>
         </w:rPr>
+        <w:t>「</w:t>
+      </w:r>
+      <w:r>
+        <w:rPr>
+          <w:rFonts w:ascii="Yu Gothic" w:eastAsia="Yu Gothic" w:hAnsi="Yu Gothic" w:hint="eastAsia"/>
+          <w:b/>
+          <w:bCs/>
+          <w:color w:val="173F5F"/>
+        </w:rPr>
         <w:t>私は、苦手なことにもあきらめずに挑戦することが大切だと思います。</w:t>
       </w:r>
     </w:p>
@@ -4734,6 +4352,14 @@
       </w:r>
     </w:p>
     <w:p>
+      <w:pPr>
+        <w:rPr>
+          <w:rFonts w:ascii="Yu Gothic" w:eastAsia="Yu Gothic" w:hAnsi="Yu Gothic"/>
+          <w:b/>
+          <w:bCs/>
+          <w:color w:val="173F5F"/>
+        </w:rPr>
+      </w:pPr>
       <w:r>
         <w:rPr>
           <w:rFonts w:ascii="Yu Gothic" w:eastAsia="Yu Gothic" w:hAnsi="Yu Gothic" w:hint="eastAsia"/>
@@ -4743,16 +4369,76 @@
         </w:rPr>
         <w:t>この経験から、苦手なことも小さな努力を続ければ成長できると学びました。中学校でも、分からないことをそのままにせず、自分で調べたり質問したりして取り組みたいです。</w:t>
       </w:r>
-    </w:p>
-    <w:p>
       <w:r>
         <w:rPr>
           <w:rFonts w:ascii="Yu Gothic" w:eastAsia="Yu Gothic" w:hAnsi="Yu Gothic" w:hint="eastAsia"/>
           <w:b/>
           <w:bCs/>
-          <w:color w:val="263746"/>
-        </w:rPr>
-        <w:t>三つの題材はいずれも、「考え → 経験 → 工夫 → 学び → これから」の流れで整理できます。面接では作文の内容をさらに具体的に尋ねられることを想定し、第6章の共通質問を使って練習しましょう。</w:t>
+          <w:color w:val="173F5F"/>
+        </w:rPr>
+        <w:t>」</w:t>
+      </w:r>
+    </w:p>
+    <w:p>
+      <w:pPr>
+        <w:spacing w:after="0"/>
+        <w:jc w:val="center"/>
+      </w:pPr>
+      <w:r>
+        <w:rPr>
+          <w:rFonts w:hint="eastAsia"/>
+          <w:color w:val="7DB7CC"/>
+        </w:rPr>
+        <w:t>────────────────────────</w:t>
+      </w:r>
+    </w:p>
+    <w:p>
+      <w:r>
+        <w:rPr>
+          <w:rFonts w:ascii="Yu Gothic" w:eastAsia="Yu Gothic" w:hAnsi="Yu Gothic" w:hint="eastAsia"/>
+          <w:b/>
+          <w:bCs/>
+          <w:color w:val="263746"/>
+        </w:rPr>
+        <w:t>①</w:t>
+      </w:r>
+      <w:r>
+        <w:rPr>
+          <w:rFonts w:ascii="Yu Gothic" w:eastAsia="Yu Gothic" w:hAnsi="Yu Gothic" w:hint="eastAsia"/>
+          <w:b/>
+          <w:bCs/>
+          <w:color w:val="263746"/>
+        </w:rPr>
+        <w:t>～③の</w:t>
+      </w:r>
+      <w:r>
+        <w:rPr>
+          <w:rFonts w:ascii="Yu Gothic" w:eastAsia="Yu Gothic" w:hAnsi="Yu Gothic" w:hint="eastAsia"/>
+          <w:b/>
+          <w:bCs/>
+          <w:color w:val="263746"/>
+        </w:rPr>
+        <w:t>三つの題材はいずれも、</w:t>
+      </w:r>
+      <w:r>
+        <w:rPr>
+          <w:rFonts w:ascii="Yu Gothic" w:eastAsia="Yu Gothic" w:hAnsi="Yu Gothic" w:hint="eastAsia"/>
+          <w:b/>
+          <w:bCs/>
+          <w:color w:val="263746"/>
+          <w:sz w:val="28"/>
+          <w:szCs w:val="32"/>
+        </w:rPr>
+        <w:t>「考え → 経験 → 工夫 → 学び → これから」</w:t>
+      </w:r>
+      <w:r>
+        <w:rPr>
+          <w:rFonts w:ascii="Yu Gothic" w:eastAsia="Yu Gothic" w:hAnsi="Yu Gothic" w:hint="eastAsia"/>
+          <w:b/>
+          <w:bCs/>
+          <w:color w:val="263746"/>
+        </w:rPr>
+        <w:t>の流れで整理できます。面接では作文の内容をさらに具体的に尋ねられることを想定し、第6章の共通質問を使って練習しましょう。</w:t>
       </w:r>
     </w:p>
     <w:p>
@@ -4771,7 +4457,7 @@
     </w:p>
     <w:p>
       <w:pPr>
-        <w:pStyle w:val="Normal"/>
+        <w:pStyle w:val="31"/>
         <w:shd w:val="clear" w:color="auto" w:fill="173F5F"/>
       </w:pPr>
       <w:r>
@@ -4788,7 +4474,7 @@
     </w:p>
     <w:p>
       <w:pPr>
-        <w:pStyle w:val="Normal"/>
+        <w:pStyle w:val="31"/>
       </w:pPr>
       <w:r>
         <w:rPr>
@@ -4797,12 +4483,13 @@
           <w:bCs/>
           <w:color w:val="263746"/>
         </w:rPr>
+        <w:lastRenderedPageBreak/>
         <w:t>面接は作文と別の試験ではなく、作文に書いた経験や考えを自分の言葉で説明する場です。作文の内容を丸暗記するのではなく、「なぜ」「どのように」「何を学んだか」を具体的に話せるように準備しましょう。</w:t>
       </w:r>
     </w:p>
     <w:p>
       <w:pPr>
-        <w:pStyle w:val="Normal"/>
+        <w:pStyle w:val="31"/>
         <w:shd w:val="clear" w:color="auto" w:fill="EAF4F8"/>
         <w:divId w:val="1361278270"/>
       </w:pPr>
@@ -4820,7 +4507,7 @@
     </w:p>
     <w:p>
       <w:pPr>
-        <w:pStyle w:val="Normal"/>
+        <w:pStyle w:val="31"/>
       </w:pPr>
       <w:r>
         <w:rPr>
@@ -4834,7 +4521,7 @@
     </w:p>
     <w:p>
       <w:pPr>
-        <w:pStyle w:val="Normal"/>
+        <w:pStyle w:val="31"/>
         <w:shd w:val="clear" w:color="auto" w:fill="EAF4F8"/>
         <w:divId w:val="2142459463"/>
       </w:pPr>
@@ -4879,9 +4566,6 @@
           <w:ilvl w:val="0"/>
           <w:numId w:val="28"/>
         </w:numPr>
-        <w:rPr>
-          <w:rFonts w:hint="eastAsia"/>
-        </w:rPr>
       </w:pPr>
       <w:r>
         <w:rPr>
@@ -4903,9 +4587,6 @@
           <w:ilvl w:val="0"/>
           <w:numId w:val="28"/>
         </w:numPr>
-        <w:rPr>
-          <w:rFonts w:hint="eastAsia"/>
-        </w:rPr>
       </w:pPr>
       <w:r>
         <w:rPr>
@@ -4927,9 +4608,6 @@
           <w:ilvl w:val="0"/>
           <w:numId w:val="28"/>
         </w:numPr>
-        <w:rPr>
-          <w:rFonts w:hint="eastAsia"/>
-        </w:rPr>
       </w:pPr>
       <w:r>
         <w:rPr>
@@ -4951,9 +4629,6 @@
           <w:ilvl w:val="0"/>
           <w:numId w:val="28"/>
         </w:numPr>
-        <w:rPr>
-          <w:rFonts w:hint="eastAsia"/>
-        </w:rPr>
       </w:pPr>
       <w:r>
         <w:rPr>
@@ -4969,7 +4644,7 @@
     </w:p>
     <w:p>
       <w:pPr>
-        <w:pStyle w:val="Normal"/>
+        <w:pStyle w:val="31"/>
       </w:pPr>
       <w:r>
         <w:rPr>
@@ -4978,12 +4653,30 @@
           <w:bCs/>
           <w:color w:val="263746"/>
         </w:rPr>
-        <w:t>スポーツなら仲間との協力や敗退後の行動、委員会活動なら意見をまとめる工夫、苦手科目なら続けた学習法など、作文に書いた事実を一段具体的に答えます。</w:t>
-      </w:r>
-    </w:p>
-    <w:p>
-      <w:pPr>
-        <w:pStyle w:val="Normal"/>
+        <w:t>スポーツなら仲間との協力や敗退後の行動、</w:t>
+      </w:r>
+      <w:r>
+        <w:rPr>
+          <w:rFonts w:ascii="Yu Gothic" w:eastAsia="Yu Gothic" w:hAnsi="Yu Gothic" w:hint="eastAsia"/>
+          <w:b/>
+          <w:bCs/>
+          <w:color w:val="263746"/>
+        </w:rPr>
+        <w:t>学級委員や</w:t>
+      </w:r>
+      <w:r>
+        <w:rPr>
+          <w:rFonts w:ascii="Yu Gothic" w:eastAsia="Yu Gothic" w:hAnsi="Yu Gothic" w:hint="eastAsia"/>
+          <w:b/>
+          <w:bCs/>
+          <w:color w:val="263746"/>
+        </w:rPr>
+        <w:t>委員会活動なら意見をまとめる工夫、苦手科目なら続けた学習法など、作文に書いた事実を一段具体的に答えます。</w:t>
+      </w:r>
+    </w:p>
+    <w:p>
+      <w:pPr>
+        <w:pStyle w:val="31"/>
         <w:shd w:val="clear" w:color="auto" w:fill="EAF4F8"/>
         <w:divId w:val="1646660339"/>
       </w:pPr>
@@ -5001,7 +4694,7 @@
     </w:p>
     <w:p>
       <w:pPr>
-        <w:pStyle w:val="Normal"/>
+        <w:pStyle w:val="31"/>
       </w:pPr>
       <w:r>
         <w:rPr>
@@ -5017,7 +4710,7 @@
     </w:p>
     <w:p>
       <w:pPr>
-        <w:pStyle w:val="Normal"/>
+        <w:pStyle w:val="31"/>
       </w:pPr>
       <w:r>
         <w:rPr>
@@ -5031,7 +4724,7 @@
     </w:p>
     <w:p>
       <w:pPr>
-        <w:pStyle w:val="Normal"/>
+        <w:pStyle w:val="31"/>
         <w:shd w:val="clear" w:color="auto" w:fill="EAF4F8"/>
         <w:divId w:val="1955213409"/>
       </w:pPr>
@@ -5065,6 +4758,7 @@
           <w:sz w:val="21"/>
           <w:szCs w:val="21"/>
         </w:rPr>
+        <w:lastRenderedPageBreak/>
         <w:t>自分の経験を振り返れるか</w:t>
       </w:r>
     </w:p>
@@ -5076,9 +4770,6 @@
           <w:ilvl w:val="0"/>
           <w:numId w:val="29"/>
         </w:numPr>
-        <w:rPr>
-          <w:rFonts w:hint="eastAsia"/>
-        </w:rPr>
       </w:pPr>
       <w:r>
         <w:rPr>
@@ -5100,9 +4791,6 @@
           <w:ilvl w:val="0"/>
           <w:numId w:val="29"/>
         </w:numPr>
-        <w:rPr>
-          <w:rFonts w:hint="eastAsia"/>
-        </w:rPr>
       </w:pPr>
       <w:r>
         <w:rPr>
@@ -5118,7 +4806,7 @@
     </w:p>
     <w:p>
       <w:pPr>
-        <w:pStyle w:val="Normal"/>
+        <w:pStyle w:val="31"/>
       </w:pPr>
       <w:r>
         <w:rPr>
@@ -5132,7 +4820,7 @@
     </w:p>
     <w:p>
       <w:pPr>
-        <w:pStyle w:val="Normal"/>
+        <w:pStyle w:val="31"/>
         <w:shd w:val="clear" w:color="auto" w:fill="173F5F"/>
       </w:pPr>
       <w:r>
@@ -5149,7 +4837,7 @@
     </w:p>
     <w:p>
       <w:pPr>
-        <w:pStyle w:val="Normal"/>
+        <w:pStyle w:val="31"/>
       </w:pPr>
       <w:r>
         <w:rPr>
@@ -5190,9 +4878,6 @@
           <w:ilvl w:val="0"/>
           <w:numId w:val="30"/>
         </w:numPr>
-        <w:rPr>
-          <w:rFonts w:hint="eastAsia"/>
-        </w:rPr>
       </w:pPr>
       <w:r>
         <w:rPr>
@@ -5214,9 +4899,6 @@
           <w:ilvl w:val="0"/>
           <w:numId w:val="30"/>
         </w:numPr>
-        <w:rPr>
-          <w:rFonts w:hint="eastAsia"/>
-        </w:rPr>
       </w:pPr>
       <w:r>
         <w:rPr>
@@ -5238,9 +4920,6 @@
           <w:ilvl w:val="0"/>
           <w:numId w:val="30"/>
         </w:numPr>
-        <w:rPr>
-          <w:rFonts w:hint="eastAsia"/>
-        </w:rPr>
       </w:pPr>
       <w:r>
         <w:rPr>
@@ -5256,7 +4935,7 @@
     </w:p>
     <w:p>
       <w:pPr>
-        <w:pStyle w:val="Normal"/>
+        <w:pStyle w:val="31"/>
       </w:pPr>
       <w:r>
         <w:rPr>
@@ -5270,7 +4949,7 @@
     </w:p>
     <w:p>
       <w:pPr>
-        <w:pStyle w:val="Normal"/>
+        <w:pStyle w:val="31"/>
         <w:shd w:val="clear" w:color="auto" w:fill="173F5F"/>
       </w:pPr>
       <w:r>
@@ -5287,7 +4966,7 @@
     </w:p>
     <w:p>
       <w:pPr>
-        <w:pStyle w:val="Normal"/>
+        <w:pStyle w:val="31"/>
       </w:pPr>
       <w:r>
         <w:rPr>
@@ -5301,7 +4980,7 @@
     </w:p>
     <w:p>
       <w:pPr>
-        <w:pStyle w:val="Normal"/>
+        <w:pStyle w:val="31"/>
       </w:pPr>
       <w:r>
         <w:rPr>
@@ -5315,7 +4994,7 @@
     </w:p>
     <w:p>
       <w:pPr>
-        <w:pStyle w:val="Normal"/>
+        <w:pStyle w:val="31"/>
       </w:pPr>
       <w:r>
         <w:rPr>
@@ -5324,18 +5003,134 @@
           <w:bCs/>
           <w:color w:val="263746"/>
         </w:rPr>
+        <w:lastRenderedPageBreak/>
         <w:t>※本レポートは公開されている情報、筆者の指導経験および個人的な分析・考察をもとに作成したものです。入試問題が公開されていないため、実際の出題内容や選考基準を保証するものではありません。</w:t>
       </w:r>
     </w:p>
-    <w:p/>
     <w:sectPr>
+      <w:headerReference w:type="even" r:id="rId7"/>
+      <w:headerReference w:type="default" r:id="rId8"/>
+      <w:footerReference w:type="even" r:id="rId9"/>
+      <w:footerReference w:type="default" r:id="rId10"/>
+      <w:headerReference w:type="first" r:id="rId11"/>
+      <w:footerReference w:type="first" r:id="rId12"/>
       <w:pgSz w:w="11906" w:h="16838"/>
-      <w:pgMar w:top="1985" w:right="1440" w:bottom="1701" w:left="1440" w:header="851" w:footer="992" w:gutter="0"/>
+      <w:pgMar w:top="1701" w:right="1304" w:bottom="1701" w:left="1304" w:header="851" w:footer="992" w:gutter="0"/>
       <w:cols w:space="425"/>
       <w:docGrid w:type="lines" w:linePitch="360"/>
     </w:sectPr>
   </w:body>
 </w:document>
+</file>
+
+<file path=word/endnotes.xml><?xml version="1.0" encoding="utf-8"?>
+<w:endnotes xmlns:wpc="http://schemas.microsoft.com/office/word/2010/wordprocessingCanvas" xmlns:cx="http://schemas.microsoft.com/office/drawing/2014/chartex" xmlns:cx1="http://schemas.microsoft.com/office/drawing/2015/9/8/chartex" xmlns:cx2="http://schemas.microsoft.com/office/drawing/2015/10/21/chartex" xmlns:cx3="http://schemas.microsoft.com/office/drawing/2016/5/9/chartex" xmlns:cx4="http://schemas.microsoft.com/office/drawing/2016/5/10/chartex" xmlns:cx5="http://schemas.microsoft.com/office/drawing/2016/5/11/chartex" xmlns:cx6="http://schemas.microsoft.com/office/drawing/2016/5/12/chartex" xmlns:cx7="http://schemas.microsoft.com/office/drawing/2016/5/13/chartex" xmlns:cx8="http://schemas.microsoft.com/office/drawing/2016/5/14/chartex" xmlns:mc="http://schemas.openxmlformats.org/markup-compatibility/2006" xmlns:aink="http://schemas.microsoft.com/office/drawing/2016/ink" xmlns:am3d="http://schemas.microsoft.com/office/drawing/2017/model3d" xmlns:o="urn:schemas-microsoft-com:office:office" xmlns:oel="http://schemas.microsoft.com/office/2019/extlst" xmlns:r="http://schemas.openxmlformats.org/officeDocument/2006/relationships" xmlns:m="http://schemas.openxmlformats.org/officeDocument/2006/math" xmlns:v="urn:schemas-microsoft-com:vml" xmlns:wp14="http://schemas.microsoft.com/office/word/2010/wordprocessingDrawing" xmlns:wp="http://schemas.openxmlformats.org/drawingml/2006/wordprocessingDrawing" xmlns:w10="urn:schemas-microsoft-com:office:word" xmlns:w="http://schemas.openxmlformats.org/wordprocessingml/2006/main" xmlns:w14="http://schemas.microsoft.com/office/word/2010/wordml" xmlns:w15="http://schemas.microsoft.com/office/word/2012/wordml" xmlns:w16cex="http://schemas.microsoft.com/office/word/2018/wordml/cex" xmlns:w16cid="http://schemas.microsoft.com/office/word/2016/wordml/cid" xmlns:w16="http://schemas.microsoft.com/office/word/2018/wordml" xmlns:w16du="http://schemas.microsoft.com/office/word/2023/wordml/word16du" xmlns:w16sdtdh="http://schemas.microsoft.com/office/word/2020/wordml/sdtdatahash" xmlns:w16sdtfl="http://schemas.microsoft.com/office/word/2024/wordml/sdtformatlock" xmlns:w16se="http://schemas.microsoft.com/office/word/2015/wordml/symex" xmlns:wpg="http://schemas.microsoft.com/office/word/2010/wordprocessingGroup" xmlns:wpi="http://schemas.microsoft.com/office/word/2010/wordprocessingInk" xmlns:wne="http://schemas.microsoft.com/office/word/2006/wordml" xmlns:wps="http://schemas.microsoft.com/office/word/2010/wordprocessingShape" mc:Ignorable="w14 w15 w16se w16cid w16 w16cex w16sdtdh w16sdtfl w16du wp14">
+  <w:endnote w:type="separator" w:id="-1">
+    <w:p>
+      <w:pPr>
+        <w:spacing w:after="0" w:line="240" w:lineRule="auto"/>
+      </w:pPr>
+      <w:r>
+        <w:separator/>
+      </w:r>
+    </w:p>
+  </w:endnote>
+  <w:endnote w:type="continuationSeparator" w:id="0">
+    <w:p>
+      <w:pPr>
+        <w:spacing w:after="0" w:line="240" w:lineRule="auto"/>
+      </w:pPr>
+      <w:r>
+        <w:continuationSeparator/>
+      </w:r>
+    </w:p>
+  </w:endnote>
+</w:endnotes>
+</file>
+
+<file path=word/footer1.xml><?xml version="1.0" encoding="utf-8"?>
+<w:ftr xmlns:wpc="http://schemas.microsoft.com/office/word/2010/wordprocessingCanvas" xmlns:cx="http://schemas.microsoft.com/office/drawing/2014/chartex" xmlns:cx1="http://schemas.microsoft.com/office/drawing/2015/9/8/chartex" xmlns:cx2="http://schemas.microsoft.com/office/drawing/2015/10/21/chartex" xmlns:cx3="http://schemas.microsoft.com/office/drawing/2016/5/9/chartex" xmlns:cx4="http://schemas.microsoft.com/office/drawing/2016/5/10/chartex" xmlns:cx5="http://schemas.microsoft.com/office/drawing/2016/5/11/chartex" xmlns:cx6="http://schemas.microsoft.com/office/drawing/2016/5/12/chartex" xmlns:cx7="http://schemas.microsoft.com/office/drawing/2016/5/13/chartex" xmlns:cx8="http://schemas.microsoft.com/office/drawing/2016/5/14/chartex" xmlns:mc="http://schemas.openxmlformats.org/markup-compatibility/2006" xmlns:aink="http://schemas.microsoft.com/office/drawing/2016/ink" xmlns:am3d="http://schemas.microsoft.com/office/drawing/2017/model3d" xmlns:o="urn:schemas-microsoft-com:office:office" xmlns:oel="http://schemas.microsoft.com/office/2019/extlst" xmlns:r="http://schemas.openxmlformats.org/officeDocument/2006/relationships" xmlns:m="http://schemas.openxmlformats.org/officeDocument/2006/math" xmlns:v="urn:schemas-microsoft-com:vml" xmlns:wp14="http://schemas.microsoft.com/office/word/2010/wordprocessingDrawing" xmlns:wp="http://schemas.openxmlformats.org/drawingml/2006/wordprocessingDrawing" xmlns:w10="urn:schemas-microsoft-com:office:word" xmlns:w="http://schemas.openxmlformats.org/wordprocessingml/2006/main" xmlns:w14="http://schemas.microsoft.com/office/word/2010/wordml" xmlns:w15="http://schemas.microsoft.com/office/word/2012/wordml" xmlns:w16cex="http://schemas.microsoft.com/office/word/2018/wordml/cex" xmlns:w16cid="http://schemas.microsoft.com/office/word/2016/wordml/cid" xmlns:w16="http://schemas.microsoft.com/office/word/2018/wordml" xmlns:w16du="http://schemas.microsoft.com/office/word/2023/wordml/word16du" xmlns:w16sdtdh="http://schemas.microsoft.com/office/word/2020/wordml/sdtdatahash" xmlns:w16sdtfl="http://schemas.microsoft.com/office/word/2024/wordml/sdtformatlock" xmlns:w16se="http://schemas.microsoft.com/office/word/2015/wordml/symex" xmlns:wpg="http://schemas.microsoft.com/office/word/2010/wordprocessingGroup" xmlns:wpi="http://schemas.microsoft.com/office/word/2010/wordprocessingInk" xmlns:wne="http://schemas.microsoft.com/office/word/2006/wordml" xmlns:wps="http://schemas.microsoft.com/office/word/2010/wordprocessingShape" mc:Ignorable="w14 w15 w16se w16cid w16 w16cex w16sdtdh w16sdtfl w16du wp14">
+  <w:p>
+    <w:pPr>
+      <w:pStyle w:val="ae"/>
+    </w:pPr>
+  </w:p>
+</w:ftr>
+</file>
+
+<file path=word/footer2.xml><?xml version="1.0" encoding="utf-8"?>
+<w:ftr xmlns:wpc="http://schemas.microsoft.com/office/word/2010/wordprocessingCanvas" xmlns:cx="http://schemas.microsoft.com/office/drawing/2014/chartex" xmlns:cx1="http://schemas.microsoft.com/office/drawing/2015/9/8/chartex" xmlns:cx2="http://schemas.microsoft.com/office/drawing/2015/10/21/chartex" xmlns:cx3="http://schemas.microsoft.com/office/drawing/2016/5/9/chartex" xmlns:cx4="http://schemas.microsoft.com/office/drawing/2016/5/10/chartex" xmlns:cx5="http://schemas.microsoft.com/office/drawing/2016/5/11/chartex" xmlns:cx6="http://schemas.microsoft.com/office/drawing/2016/5/12/chartex" xmlns:cx7="http://schemas.microsoft.com/office/drawing/2016/5/13/chartex" xmlns:cx8="http://schemas.microsoft.com/office/drawing/2016/5/14/chartex" xmlns:mc="http://schemas.openxmlformats.org/markup-compatibility/2006" xmlns:aink="http://schemas.microsoft.com/office/drawing/2016/ink" xmlns:am3d="http://schemas.microsoft.com/office/drawing/2017/model3d" xmlns:o="urn:schemas-microsoft-com:office:office" xmlns:oel="http://schemas.microsoft.com/office/2019/extlst" xmlns:r="http://schemas.openxmlformats.org/officeDocument/2006/relationships" xmlns:m="http://schemas.openxmlformats.org/officeDocument/2006/math" xmlns:v="urn:schemas-microsoft-com:vml" xmlns:wp14="http://schemas.microsoft.com/office/word/2010/wordprocessingDrawing" xmlns:wp="http://schemas.openxmlformats.org/drawingml/2006/wordprocessingDrawing" xmlns:w10="urn:schemas-microsoft-com:office:word" xmlns:w="http://schemas.openxmlformats.org/wordprocessingml/2006/main" xmlns:w14="http://schemas.microsoft.com/office/word/2010/wordml" xmlns:w15="http://schemas.microsoft.com/office/word/2012/wordml" xmlns:w16cex="http://schemas.microsoft.com/office/word/2018/wordml/cex" xmlns:w16cid="http://schemas.microsoft.com/office/word/2016/wordml/cid" xmlns:w16="http://schemas.microsoft.com/office/word/2018/wordml" xmlns:w16du="http://schemas.microsoft.com/office/word/2023/wordml/word16du" xmlns:w16sdtdh="http://schemas.microsoft.com/office/word/2020/wordml/sdtdatahash" xmlns:w16sdtfl="http://schemas.microsoft.com/office/word/2024/wordml/sdtformatlock" xmlns:w16se="http://schemas.microsoft.com/office/word/2015/wordml/symex" xmlns:wpg="http://schemas.microsoft.com/office/word/2010/wordprocessingGroup" xmlns:wpi="http://schemas.microsoft.com/office/word/2010/wordprocessingInk" xmlns:wne="http://schemas.microsoft.com/office/word/2006/wordml" xmlns:wps="http://schemas.microsoft.com/office/word/2010/wordprocessingShape" mc:Ignorable="w14 w15 w16se w16cid w16 w16cex w16sdtdh w16sdtfl w16du wp14">
+  <w:p>
+    <w:pPr>
+      <w:pStyle w:val="ae"/>
+    </w:pPr>
+  </w:p>
+</w:ftr>
+</file>
+
+<file path=word/footer3.xml><?xml version="1.0" encoding="utf-8"?>
+<w:ftr xmlns:wpc="http://schemas.microsoft.com/office/word/2010/wordprocessingCanvas" xmlns:cx="http://schemas.microsoft.com/office/drawing/2014/chartex" xmlns:cx1="http://schemas.microsoft.com/office/drawing/2015/9/8/chartex" xmlns:cx2="http://schemas.microsoft.com/office/drawing/2015/10/21/chartex" xmlns:cx3="http://schemas.microsoft.com/office/drawing/2016/5/9/chartex" xmlns:cx4="http://schemas.microsoft.com/office/drawing/2016/5/10/chartex" xmlns:cx5="http://schemas.microsoft.com/office/drawing/2016/5/11/chartex" xmlns:cx6="http://schemas.microsoft.com/office/drawing/2016/5/12/chartex" xmlns:cx7="http://schemas.microsoft.com/office/drawing/2016/5/13/chartex" xmlns:cx8="http://schemas.microsoft.com/office/drawing/2016/5/14/chartex" xmlns:mc="http://schemas.openxmlformats.org/markup-compatibility/2006" xmlns:aink="http://schemas.microsoft.com/office/drawing/2016/ink" xmlns:am3d="http://schemas.microsoft.com/office/drawing/2017/model3d" xmlns:o="urn:schemas-microsoft-com:office:office" xmlns:oel="http://schemas.microsoft.com/office/2019/extlst" xmlns:r="http://schemas.openxmlformats.org/officeDocument/2006/relationships" xmlns:m="http://schemas.openxmlformats.org/officeDocument/2006/math" xmlns:v="urn:schemas-microsoft-com:vml" xmlns:wp14="http://schemas.microsoft.com/office/word/2010/wordprocessingDrawing" xmlns:wp="http://schemas.openxmlformats.org/drawingml/2006/wordprocessingDrawing" xmlns:w10="urn:schemas-microsoft-com:office:word" xmlns:w="http://schemas.openxmlformats.org/wordprocessingml/2006/main" xmlns:w14="http://schemas.microsoft.com/office/word/2010/wordml" xmlns:w15="http://schemas.microsoft.com/office/word/2012/wordml" xmlns:w16cex="http://schemas.microsoft.com/office/word/2018/wordml/cex" xmlns:w16cid="http://schemas.microsoft.com/office/word/2016/wordml/cid" xmlns:w16="http://schemas.microsoft.com/office/word/2018/wordml" xmlns:w16du="http://schemas.microsoft.com/office/word/2023/wordml/word16du" xmlns:w16sdtdh="http://schemas.microsoft.com/office/word/2020/wordml/sdtdatahash" xmlns:w16sdtfl="http://schemas.microsoft.com/office/word/2024/wordml/sdtformatlock" xmlns:w16se="http://schemas.microsoft.com/office/word/2015/wordml/symex" xmlns:wpg="http://schemas.microsoft.com/office/word/2010/wordprocessingGroup" xmlns:wpi="http://schemas.microsoft.com/office/word/2010/wordprocessingInk" xmlns:wne="http://schemas.microsoft.com/office/word/2006/wordml" xmlns:wps="http://schemas.microsoft.com/office/word/2010/wordprocessingShape" mc:Ignorable="w14 w15 w16se w16cid w16 w16cex w16sdtdh w16sdtfl w16du wp14">
+  <w:p>
+    <w:pPr>
+      <w:pStyle w:val="ae"/>
+    </w:pPr>
+  </w:p>
+</w:ftr>
+</file>
+
+<file path=word/footnotes.xml><?xml version="1.0" encoding="utf-8"?>
+<w:footnotes xmlns:wpc="http://schemas.microsoft.com/office/word/2010/wordprocessingCanvas" xmlns:cx="http://schemas.microsoft.com/office/drawing/2014/chartex" xmlns:cx1="http://schemas.microsoft.com/office/drawing/2015/9/8/chartex" xmlns:cx2="http://schemas.microsoft.com/office/drawing/2015/10/21/chartex" xmlns:cx3="http://schemas.microsoft.com/office/drawing/2016/5/9/chartex" xmlns:cx4="http://schemas.microsoft.com/office/drawing/2016/5/10/chartex" xmlns:cx5="http://schemas.microsoft.com/office/drawing/2016/5/11/chartex" xmlns:cx6="http://schemas.microsoft.com/office/drawing/2016/5/12/chartex" xmlns:cx7="http://schemas.microsoft.com/office/drawing/2016/5/13/chartex" xmlns:cx8="http://schemas.microsoft.com/office/drawing/2016/5/14/chartex" xmlns:mc="http://schemas.openxmlformats.org/markup-compatibility/2006" xmlns:aink="http://schemas.microsoft.com/office/drawing/2016/ink" xmlns:am3d="http://schemas.microsoft.com/office/drawing/2017/model3d" xmlns:o="urn:schemas-microsoft-com:office:office" xmlns:oel="http://schemas.microsoft.com/office/2019/extlst" xmlns:r="http://schemas.openxmlformats.org/officeDocument/2006/relationships" xmlns:m="http://schemas.openxmlformats.org/officeDocument/2006/math" xmlns:v="urn:schemas-microsoft-com:vml" xmlns:wp14="http://schemas.microsoft.com/office/word/2010/wordprocessingDrawing" xmlns:wp="http://schemas.openxmlformats.org/drawingml/2006/wordprocessingDrawing" xmlns:w10="urn:schemas-microsoft-com:office:word" xmlns:w="http://schemas.openxmlformats.org/wordprocessingml/2006/main" xmlns:w14="http://schemas.microsoft.com/office/word/2010/wordml" xmlns:w15="http://schemas.microsoft.com/office/word/2012/wordml" xmlns:w16cex="http://schemas.microsoft.com/office/word/2018/wordml/cex" xmlns:w16cid="http://schemas.microsoft.com/office/word/2016/wordml/cid" xmlns:w16="http://schemas.microsoft.com/office/word/2018/wordml" xmlns:w16du="http://schemas.microsoft.com/office/word/2023/wordml/word16du" xmlns:w16sdtdh="http://schemas.microsoft.com/office/word/2020/wordml/sdtdatahash" xmlns:w16sdtfl="http://schemas.microsoft.com/office/word/2024/wordml/sdtformatlock" xmlns:w16se="http://schemas.microsoft.com/office/word/2015/wordml/symex" xmlns:wpg="http://schemas.microsoft.com/office/word/2010/wordprocessingGroup" xmlns:wpi="http://schemas.microsoft.com/office/word/2010/wordprocessingInk" xmlns:wne="http://schemas.microsoft.com/office/word/2006/wordml" xmlns:wps="http://schemas.microsoft.com/office/word/2010/wordprocessingShape" mc:Ignorable="w14 w15 w16se w16cid w16 w16cex w16sdtdh w16sdtfl w16du wp14">
+  <w:footnote w:type="separator" w:id="-1">
+    <w:p>
+      <w:pPr>
+        <w:spacing w:after="0" w:line="240" w:lineRule="auto"/>
+      </w:pPr>
+      <w:r>
+        <w:separator/>
+      </w:r>
+    </w:p>
+  </w:footnote>
+  <w:footnote w:type="continuationSeparator" w:id="0">
+    <w:p>
+      <w:pPr>
+        <w:spacing w:after="0" w:line="240" w:lineRule="auto"/>
+      </w:pPr>
+      <w:r>
+        <w:continuationSeparator/>
+      </w:r>
+    </w:p>
+  </w:footnote>
+</w:footnotes>
+</file>
+
+<file path=word/header1.xml><?xml version="1.0" encoding="utf-8"?>
+<w:hdr xmlns:wpc="http://schemas.microsoft.com/office/word/2010/wordprocessingCanvas" xmlns:cx="http://schemas.microsoft.com/office/drawing/2014/chartex" xmlns:cx1="http://schemas.microsoft.com/office/drawing/2015/9/8/chartex" xmlns:cx2="http://schemas.microsoft.com/office/drawing/2015/10/21/chartex" xmlns:cx3="http://schemas.microsoft.com/office/drawing/2016/5/9/chartex" xmlns:cx4="http://schemas.microsoft.com/office/drawing/2016/5/10/chartex" xmlns:cx5="http://schemas.microsoft.com/office/drawing/2016/5/11/chartex" xmlns:cx6="http://schemas.microsoft.com/office/drawing/2016/5/12/chartex" xmlns:cx7="http://schemas.microsoft.com/office/drawing/2016/5/13/chartex" xmlns:cx8="http://schemas.microsoft.com/office/drawing/2016/5/14/chartex" xmlns:mc="http://schemas.openxmlformats.org/markup-compatibility/2006" xmlns:aink="http://schemas.microsoft.com/office/drawing/2016/ink" xmlns:am3d="http://schemas.microsoft.com/office/drawing/2017/model3d" xmlns:o="urn:schemas-microsoft-com:office:office" xmlns:oel="http://schemas.microsoft.com/office/2019/extlst" xmlns:r="http://schemas.openxmlformats.org/officeDocument/2006/relationships" xmlns:m="http://schemas.openxmlformats.org/officeDocument/2006/math" xmlns:v="urn:schemas-microsoft-com:vml" xmlns:wp14="http://schemas.microsoft.com/office/word/2010/wordprocessingDrawing" xmlns:wp="http://schemas.openxmlformats.org/drawingml/2006/wordprocessingDrawing" xmlns:w10="urn:schemas-microsoft-com:office:word" xmlns:w="http://schemas.openxmlformats.org/wordprocessingml/2006/main" xmlns:w14="http://schemas.microsoft.com/office/word/2010/wordml" xmlns:w15="http://schemas.microsoft.com/office/word/2012/wordml" xmlns:w16cex="http://schemas.microsoft.com/office/word/2018/wordml/cex" xmlns:w16cid="http://schemas.microsoft.com/office/word/2016/wordml/cid" xmlns:w16="http://schemas.microsoft.com/office/word/2018/wordml" xmlns:w16du="http://schemas.microsoft.com/office/word/2023/wordml/word16du" xmlns:w16sdtdh="http://schemas.microsoft.com/office/word/2020/wordml/sdtdatahash" xmlns:w16sdtfl="http://schemas.microsoft.com/office/word/2024/wordml/sdtformatlock" xmlns:w16se="http://schemas.microsoft.com/office/word/2015/wordml/symex" xmlns:wpg="http://schemas.microsoft.com/office/word/2010/wordprocessingGroup" xmlns:wpi="http://schemas.microsoft.com/office/word/2010/wordprocessingInk" xmlns:wne="http://schemas.microsoft.com/office/word/2006/wordml" xmlns:wps="http://schemas.microsoft.com/office/word/2010/wordprocessingShape" mc:Ignorable="w14 w15 w16se w16cid w16 w16cex w16sdtdh w16sdtfl w16du wp14">
+  <w:p>
+    <w:pPr>
+      <w:pStyle w:val="ac"/>
+    </w:pPr>
+  </w:p>
+</w:hdr>
+</file>
+
+<file path=word/header2.xml><?xml version="1.0" encoding="utf-8"?>
+<w:hdr xmlns:wpc="http://schemas.microsoft.com/office/word/2010/wordprocessingCanvas" xmlns:cx="http://schemas.microsoft.com/office/drawing/2014/chartex" xmlns:cx1="http://schemas.microsoft.com/office/drawing/2015/9/8/chartex" xmlns:cx2="http://schemas.microsoft.com/office/drawing/2015/10/21/chartex" xmlns:cx3="http://schemas.microsoft.com/office/drawing/2016/5/9/chartex" xmlns:cx4="http://schemas.microsoft.com/office/drawing/2016/5/10/chartex" xmlns:cx5="http://schemas.microsoft.com/office/drawing/2016/5/11/chartex" xmlns:cx6="http://schemas.microsoft.com/office/drawing/2016/5/12/chartex" xmlns:cx7="http://schemas.microsoft.com/office/drawing/2016/5/13/chartex" xmlns:cx8="http://schemas.microsoft.com/office/drawing/2016/5/14/chartex" xmlns:mc="http://schemas.openxmlformats.org/markup-compatibility/2006" xmlns:aink="http://schemas.microsoft.com/office/drawing/2016/ink" xmlns:am3d="http://schemas.microsoft.com/office/drawing/2017/model3d" xmlns:o="urn:schemas-microsoft-com:office:office" xmlns:oel="http://schemas.microsoft.com/office/2019/extlst" xmlns:r="http://schemas.openxmlformats.org/officeDocument/2006/relationships" xmlns:m="http://schemas.openxmlformats.org/officeDocument/2006/math" xmlns:v="urn:schemas-microsoft-com:vml" xmlns:wp14="http://schemas.microsoft.com/office/word/2010/wordprocessingDrawing" xmlns:wp="http://schemas.openxmlformats.org/drawingml/2006/wordprocessingDrawing" xmlns:w10="urn:schemas-microsoft-com:office:word" xmlns:w="http://schemas.openxmlformats.org/wordprocessingml/2006/main" xmlns:w14="http://schemas.microsoft.com/office/word/2010/wordml" xmlns:w15="http://schemas.microsoft.com/office/word/2012/wordml" xmlns:w16cex="http://schemas.microsoft.com/office/word/2018/wordml/cex" xmlns:w16cid="http://schemas.microsoft.com/office/word/2016/wordml/cid" xmlns:w16="http://schemas.microsoft.com/office/word/2018/wordml" xmlns:w16du="http://schemas.microsoft.com/office/word/2023/wordml/word16du" xmlns:w16sdtdh="http://schemas.microsoft.com/office/word/2020/wordml/sdtdatahash" xmlns:w16sdtfl="http://schemas.microsoft.com/office/word/2024/wordml/sdtformatlock" xmlns:w16se="http://schemas.microsoft.com/office/word/2015/wordml/symex" xmlns:wpg="http://schemas.microsoft.com/office/word/2010/wordprocessingGroup" xmlns:wpi="http://schemas.microsoft.com/office/word/2010/wordprocessingInk" xmlns:wne="http://schemas.microsoft.com/office/word/2006/wordml" xmlns:wps="http://schemas.microsoft.com/office/word/2010/wordprocessingShape" mc:Ignorable="w14 w15 w16se w16cid w16 w16cex w16sdtdh w16sdtfl w16du wp14">
+  <w:p>
+    <w:pPr>
+      <w:pStyle w:val="ac"/>
+    </w:pPr>
+  </w:p>
+</w:hdr>
+</file>
+
+<file path=word/header3.xml><?xml version="1.0" encoding="utf-8"?>
+<w:hdr xmlns:wpc="http://schemas.microsoft.com/office/word/2010/wordprocessingCanvas" xmlns:cx="http://schemas.microsoft.com/office/drawing/2014/chartex" xmlns:cx1="http://schemas.microsoft.com/office/drawing/2015/9/8/chartex" xmlns:cx2="http://schemas.microsoft.com/office/drawing/2015/10/21/chartex" xmlns:cx3="http://schemas.microsoft.com/office/drawing/2016/5/9/chartex" xmlns:cx4="http://schemas.microsoft.com/office/drawing/2016/5/10/chartex" xmlns:cx5="http://schemas.microsoft.com/office/drawing/2016/5/11/chartex" xmlns:cx6="http://schemas.microsoft.com/office/drawing/2016/5/12/chartex" xmlns:cx7="http://schemas.microsoft.com/office/drawing/2016/5/13/chartex" xmlns:cx8="http://schemas.microsoft.com/office/drawing/2016/5/14/chartex" xmlns:mc="http://schemas.openxmlformats.org/markup-compatibility/2006" xmlns:aink="http://schemas.microsoft.com/office/drawing/2016/ink" xmlns:am3d="http://schemas.microsoft.com/office/drawing/2017/model3d" xmlns:o="urn:schemas-microsoft-com:office:office" xmlns:oel="http://schemas.microsoft.com/office/2019/extlst" xmlns:r="http://schemas.openxmlformats.org/officeDocument/2006/relationships" xmlns:m="http://schemas.openxmlformats.org/officeDocument/2006/math" xmlns:v="urn:schemas-microsoft-com:vml" xmlns:wp14="http://schemas.microsoft.com/office/word/2010/wordprocessingDrawing" xmlns:wp="http://schemas.openxmlformats.org/drawingml/2006/wordprocessingDrawing" xmlns:w10="urn:schemas-microsoft-com:office:word" xmlns:w="http://schemas.openxmlformats.org/wordprocessingml/2006/main" xmlns:w14="http://schemas.microsoft.com/office/word/2010/wordml" xmlns:w15="http://schemas.microsoft.com/office/word/2012/wordml" xmlns:w16cex="http://schemas.microsoft.com/office/word/2018/wordml/cex" xmlns:w16cid="http://schemas.microsoft.com/office/word/2016/wordml/cid" xmlns:w16="http://schemas.microsoft.com/office/word/2018/wordml" xmlns:w16du="http://schemas.microsoft.com/office/word/2023/wordml/word16du" xmlns:w16sdtdh="http://schemas.microsoft.com/office/word/2020/wordml/sdtdatahash" xmlns:w16sdtfl="http://schemas.microsoft.com/office/word/2024/wordml/sdtformatlock" xmlns:w16se="http://schemas.microsoft.com/office/word/2015/wordml/symex" xmlns:wpg="http://schemas.microsoft.com/office/word/2010/wordprocessingGroup" xmlns:wpi="http://schemas.microsoft.com/office/word/2010/wordprocessingInk" xmlns:wne="http://schemas.microsoft.com/office/word/2006/wordml" xmlns:wps="http://schemas.microsoft.com/office/word/2010/wordprocessingShape" mc:Ignorable="w14 w15 w16se w16cid w16 w16cex w16sdtdh w16sdtfl w16du wp14">
+  <w:p>
+    <w:pPr>
+      <w:pStyle w:val="ac"/>
+    </w:pPr>
+  </w:p>
+</w:hdr>
 </file>
 
 <file path=word/numbering.xml><?xml version="1.0" encoding="utf-8"?>
@@ -6235,6 +6030,97 @@
     </w:lvl>
   </w:abstractNum>
   <w:abstractNum w:abstractNumId="6" w15:restartNumberingAfterBreak="0">
+    <w:nsid w:val="1D3A6C81"/>
+    <w:multiLevelType w:val="hybridMultilevel"/>
+    <w:tmpl w:val="615ECE82"/>
+    <w:lvl w:ilvl="0" w:tplc="895AE4A0">
+      <w:start w:val="1"/>
+      <w:numFmt w:val="decimalEnclosedCircle"/>
+      <w:lvlText w:val="%1"/>
+      <w:lvlJc w:val="left"/>
+      <w:pPr>
+        <w:ind w:left="720" w:hanging="360"/>
+      </w:pPr>
+      <w:rPr>
+        <w:rFonts w:ascii="Yu Gothic" w:eastAsia="Yu Gothic" w:hAnsi="Yu Gothic" w:hint="default"/>
+        <w:b/>
+        <w:color w:val="263746"/>
+      </w:rPr>
+    </w:lvl>
+    <w:lvl w:ilvl="1" w:tplc="04090017" w:tentative="1">
+      <w:start w:val="1"/>
+      <w:numFmt w:val="aiueoFullWidth"/>
+      <w:lvlText w:val="(%2)"/>
+      <w:lvlJc w:val="left"/>
+      <w:pPr>
+        <w:ind w:left="1240" w:hanging="440"/>
+      </w:pPr>
+    </w:lvl>
+    <w:lvl w:ilvl="2" w:tplc="04090011" w:tentative="1">
+      <w:start w:val="1"/>
+      <w:numFmt w:val="decimalEnclosedCircle"/>
+      <w:lvlText w:val="%3"/>
+      <w:lvlJc w:val="left"/>
+      <w:pPr>
+        <w:ind w:left="1680" w:hanging="440"/>
+      </w:pPr>
+    </w:lvl>
+    <w:lvl w:ilvl="3" w:tplc="0409000F" w:tentative="1">
+      <w:start w:val="1"/>
+      <w:numFmt w:val="decimal"/>
+      <w:lvlText w:val="%4."/>
+      <w:lvlJc w:val="left"/>
+      <w:pPr>
+        <w:ind w:left="2120" w:hanging="440"/>
+      </w:pPr>
+    </w:lvl>
+    <w:lvl w:ilvl="4" w:tplc="04090017" w:tentative="1">
+      <w:start w:val="1"/>
+      <w:numFmt w:val="aiueoFullWidth"/>
+      <w:lvlText w:val="(%5)"/>
+      <w:lvlJc w:val="left"/>
+      <w:pPr>
+        <w:ind w:left="2560" w:hanging="440"/>
+      </w:pPr>
+    </w:lvl>
+    <w:lvl w:ilvl="5" w:tplc="04090011" w:tentative="1">
+      <w:start w:val="1"/>
+      <w:numFmt w:val="decimalEnclosedCircle"/>
+      <w:lvlText w:val="%6"/>
+      <w:lvlJc w:val="left"/>
+      <w:pPr>
+        <w:ind w:left="3000" w:hanging="440"/>
+      </w:pPr>
+    </w:lvl>
+    <w:lvl w:ilvl="6" w:tplc="0409000F" w:tentative="1">
+      <w:start w:val="1"/>
+      <w:numFmt w:val="decimal"/>
+      <w:lvlText w:val="%7."/>
+      <w:lvlJc w:val="left"/>
+      <w:pPr>
+        <w:ind w:left="3440" w:hanging="440"/>
+      </w:pPr>
+    </w:lvl>
+    <w:lvl w:ilvl="7" w:tplc="04090017" w:tentative="1">
+      <w:start w:val="1"/>
+      <w:numFmt w:val="aiueoFullWidth"/>
+      <w:lvlText w:val="(%8)"/>
+      <w:lvlJc w:val="left"/>
+      <w:pPr>
+        <w:ind w:left="3880" w:hanging="440"/>
+      </w:pPr>
+    </w:lvl>
+    <w:lvl w:ilvl="8" w:tplc="04090011" w:tentative="1">
+      <w:start w:val="1"/>
+      <w:numFmt w:val="decimalEnclosedCircle"/>
+      <w:lvlText w:val="%9"/>
+      <w:lvlJc w:val="left"/>
+      <w:pPr>
+        <w:ind w:left="4320" w:hanging="440"/>
+      </w:pPr>
+    </w:lvl>
+  </w:abstractNum>
+  <w:abstractNum w:abstractNumId="7" w15:restartNumberingAfterBreak="0">
     <w:nsid w:val="24993DCC"/>
     <w:multiLevelType w:val="multilevel"/>
     <w:tmpl w:val="06E61EC8"/>
@@ -6383,7 +6269,7 @@
       </w:rPr>
     </w:lvl>
   </w:abstractNum>
-  <w:abstractNum w:abstractNumId="7" w15:restartNumberingAfterBreak="0">
+  <w:abstractNum w:abstractNumId="8" w15:restartNumberingAfterBreak="0">
     <w:nsid w:val="2F6442FF"/>
     <w:multiLevelType w:val="multilevel"/>
     <w:tmpl w:val="D70EF6C8"/>
@@ -6532,7 +6418,7 @@
       </w:rPr>
     </w:lvl>
   </w:abstractNum>
-  <w:abstractNum w:abstractNumId="8" w15:restartNumberingAfterBreak="0">
+  <w:abstractNum w:abstractNumId="9" w15:restartNumberingAfterBreak="0">
     <w:nsid w:val="32036224"/>
     <w:multiLevelType w:val="multilevel"/>
     <w:tmpl w:val="81E6E7D4"/>
@@ -6681,7 +6567,7 @@
       </w:rPr>
     </w:lvl>
   </w:abstractNum>
-  <w:abstractNum w:abstractNumId="9" w15:restartNumberingAfterBreak="0">
+  <w:abstractNum w:abstractNumId="10" w15:restartNumberingAfterBreak="0">
     <w:nsid w:val="35524E7E"/>
     <w:multiLevelType w:val="multilevel"/>
     <w:tmpl w:val="EA26679C"/>
@@ -6830,7 +6716,7 @@
       </w:rPr>
     </w:lvl>
   </w:abstractNum>
-  <w:abstractNum w:abstractNumId="10" w15:restartNumberingAfterBreak="0">
+  <w:abstractNum w:abstractNumId="11" w15:restartNumberingAfterBreak="0">
     <w:nsid w:val="3EC6636E"/>
     <w:multiLevelType w:val="multilevel"/>
     <w:tmpl w:val="57CA3134"/>
@@ -6979,7 +6865,7 @@
       </w:rPr>
     </w:lvl>
   </w:abstractNum>
-  <w:abstractNum w:abstractNumId="11" w15:restartNumberingAfterBreak="0">
+  <w:abstractNum w:abstractNumId="12" w15:restartNumberingAfterBreak="0">
     <w:nsid w:val="412B4674"/>
     <w:multiLevelType w:val="multilevel"/>
     <w:tmpl w:val="07967E86"/>
@@ -7128,7 +7014,7 @@
       </w:rPr>
     </w:lvl>
   </w:abstractNum>
-  <w:abstractNum w:abstractNumId="12" w15:restartNumberingAfterBreak="0">
+  <w:abstractNum w:abstractNumId="13" w15:restartNumberingAfterBreak="0">
     <w:nsid w:val="48F073D2"/>
     <w:multiLevelType w:val="multilevel"/>
     <w:tmpl w:val="35B8604E"/>
@@ -7277,7 +7163,7 @@
       </w:rPr>
     </w:lvl>
   </w:abstractNum>
-  <w:abstractNum w:abstractNumId="13" w15:restartNumberingAfterBreak="0">
+  <w:abstractNum w:abstractNumId="14" w15:restartNumberingAfterBreak="0">
     <w:nsid w:val="4FEC45F3"/>
     <w:multiLevelType w:val="multilevel"/>
     <w:tmpl w:val="8E8C35BE"/>
@@ -7426,7 +7312,7 @@
       </w:rPr>
     </w:lvl>
   </w:abstractNum>
-  <w:abstractNum w:abstractNumId="14" w15:restartNumberingAfterBreak="0">
+  <w:abstractNum w:abstractNumId="15" w15:restartNumberingAfterBreak="0">
     <w:nsid w:val="52C17A02"/>
     <w:multiLevelType w:val="multilevel"/>
     <w:tmpl w:val="CF720194"/>
@@ -7575,7 +7461,98 @@
       </w:rPr>
     </w:lvl>
   </w:abstractNum>
-  <w:abstractNum w:abstractNumId="15" w15:restartNumberingAfterBreak="0">
+  <w:abstractNum w:abstractNumId="16" w15:restartNumberingAfterBreak="0">
+    <w:nsid w:val="54F864B7"/>
+    <w:multiLevelType w:val="hybridMultilevel"/>
+    <w:tmpl w:val="D200C406"/>
+    <w:lvl w:ilvl="0" w:tplc="B9545492">
+      <w:start w:val="1"/>
+      <w:numFmt w:val="decimalEnclosedCircle"/>
+      <w:lvlText w:val="%1"/>
+      <w:lvlJc w:val="left"/>
+      <w:pPr>
+        <w:ind w:left="360" w:hanging="360"/>
+      </w:pPr>
+      <w:rPr>
+        <w:rFonts w:ascii="Yu Gothic" w:eastAsia="Yu Gothic" w:hAnsi="Yu Gothic" w:hint="default"/>
+        <w:b/>
+        <w:color w:val="263746"/>
+      </w:rPr>
+    </w:lvl>
+    <w:lvl w:ilvl="1" w:tplc="04090017" w:tentative="1">
+      <w:start w:val="1"/>
+      <w:numFmt w:val="aiueoFullWidth"/>
+      <w:lvlText w:val="(%2)"/>
+      <w:lvlJc w:val="left"/>
+      <w:pPr>
+        <w:ind w:left="880" w:hanging="440"/>
+      </w:pPr>
+    </w:lvl>
+    <w:lvl w:ilvl="2" w:tplc="04090011" w:tentative="1">
+      <w:start w:val="1"/>
+      <w:numFmt w:val="decimalEnclosedCircle"/>
+      <w:lvlText w:val="%3"/>
+      <w:lvlJc w:val="left"/>
+      <w:pPr>
+        <w:ind w:left="1320" w:hanging="440"/>
+      </w:pPr>
+    </w:lvl>
+    <w:lvl w:ilvl="3" w:tplc="0409000F" w:tentative="1">
+      <w:start w:val="1"/>
+      <w:numFmt w:val="decimal"/>
+      <w:lvlText w:val="%4."/>
+      <w:lvlJc w:val="left"/>
+      <w:pPr>
+        <w:ind w:left="1760" w:hanging="440"/>
+      </w:pPr>
+    </w:lvl>
+    <w:lvl w:ilvl="4" w:tplc="04090017" w:tentative="1">
+      <w:start w:val="1"/>
+      <w:numFmt w:val="aiueoFullWidth"/>
+      <w:lvlText w:val="(%5)"/>
+      <w:lvlJc w:val="left"/>
+      <w:pPr>
+        <w:ind w:left="2200" w:hanging="440"/>
+      </w:pPr>
+    </w:lvl>
+    <w:lvl w:ilvl="5" w:tplc="04090011" w:tentative="1">
+      <w:start w:val="1"/>
+      <w:numFmt w:val="decimalEnclosedCircle"/>
+      <w:lvlText w:val="%6"/>
+      <w:lvlJc w:val="left"/>
+      <w:pPr>
+        <w:ind w:left="2640" w:hanging="440"/>
+      </w:pPr>
+    </w:lvl>
+    <w:lvl w:ilvl="6" w:tplc="0409000F" w:tentative="1">
+      <w:start w:val="1"/>
+      <w:numFmt w:val="decimal"/>
+      <w:lvlText w:val="%7."/>
+      <w:lvlJc w:val="left"/>
+      <w:pPr>
+        <w:ind w:left="3080" w:hanging="440"/>
+      </w:pPr>
+    </w:lvl>
+    <w:lvl w:ilvl="7" w:tplc="04090017" w:tentative="1">
+      <w:start w:val="1"/>
+      <w:numFmt w:val="aiueoFullWidth"/>
+      <w:lvlText w:val="(%8)"/>
+      <w:lvlJc w:val="left"/>
+      <w:pPr>
+        <w:ind w:left="3520" w:hanging="440"/>
+      </w:pPr>
+    </w:lvl>
+    <w:lvl w:ilvl="8" w:tplc="04090011" w:tentative="1">
+      <w:start w:val="1"/>
+      <w:numFmt w:val="decimalEnclosedCircle"/>
+      <w:lvlText w:val="%9"/>
+      <w:lvlJc w:val="left"/>
+      <w:pPr>
+        <w:ind w:left="3960" w:hanging="440"/>
+      </w:pPr>
+    </w:lvl>
+  </w:abstractNum>
+  <w:abstractNum w:abstractNumId="17" w15:restartNumberingAfterBreak="0">
     <w:nsid w:val="58DB1A45"/>
     <w:multiLevelType w:val="multilevel"/>
     <w:tmpl w:val="0818C484"/>
@@ -7724,7 +7701,7 @@
       </w:rPr>
     </w:lvl>
   </w:abstractNum>
-  <w:abstractNum w:abstractNumId="16" w15:restartNumberingAfterBreak="0">
+  <w:abstractNum w:abstractNumId="18" w15:restartNumberingAfterBreak="0">
     <w:nsid w:val="59CF349C"/>
     <w:multiLevelType w:val="multilevel"/>
     <w:tmpl w:val="1D3600AC"/>
@@ -7873,7 +7850,7 @@
       </w:rPr>
     </w:lvl>
   </w:abstractNum>
-  <w:abstractNum w:abstractNumId="17" w15:restartNumberingAfterBreak="0">
+  <w:abstractNum w:abstractNumId="19" w15:restartNumberingAfterBreak="0">
     <w:nsid w:val="5B231D29"/>
     <w:multiLevelType w:val="multilevel"/>
     <w:tmpl w:val="CD82938A"/>
@@ -8022,7 +7999,7 @@
       </w:rPr>
     </w:lvl>
   </w:abstractNum>
-  <w:abstractNum w:abstractNumId="18" w15:restartNumberingAfterBreak="0">
+  <w:abstractNum w:abstractNumId="20" w15:restartNumberingAfterBreak="0">
     <w:nsid w:val="5DB64EE8"/>
     <w:multiLevelType w:val="multilevel"/>
     <w:tmpl w:val="ADE6EF52"/>
@@ -8171,7 +8148,7 @@
       </w:rPr>
     </w:lvl>
   </w:abstractNum>
-  <w:abstractNum w:abstractNumId="19" w15:restartNumberingAfterBreak="0">
+  <w:abstractNum w:abstractNumId="21" w15:restartNumberingAfterBreak="0">
     <w:nsid w:val="5FD371E9"/>
     <w:multiLevelType w:val="multilevel"/>
     <w:tmpl w:val="9F32D482"/>
@@ -8320,7 +8297,7 @@
       </w:rPr>
     </w:lvl>
   </w:abstractNum>
-  <w:abstractNum w:abstractNumId="20" w15:restartNumberingAfterBreak="0">
+  <w:abstractNum w:abstractNumId="22" w15:restartNumberingAfterBreak="0">
     <w:nsid w:val="61B36126"/>
     <w:multiLevelType w:val="multilevel"/>
     <w:tmpl w:val="708E7E02"/>
@@ -8469,7 +8446,7 @@
       </w:rPr>
     </w:lvl>
   </w:abstractNum>
-  <w:abstractNum w:abstractNumId="21" w15:restartNumberingAfterBreak="0">
+  <w:abstractNum w:abstractNumId="23" w15:restartNumberingAfterBreak="0">
     <w:nsid w:val="6C875606"/>
     <w:multiLevelType w:val="multilevel"/>
     <w:tmpl w:val="D4962DF4"/>
@@ -8618,7 +8595,7 @@
       </w:rPr>
     </w:lvl>
   </w:abstractNum>
-  <w:abstractNum w:abstractNumId="22" w15:restartNumberingAfterBreak="0">
+  <w:abstractNum w:abstractNumId="24" w15:restartNumberingAfterBreak="0">
     <w:nsid w:val="6CE446C9"/>
     <w:multiLevelType w:val="multilevel"/>
     <w:tmpl w:val="BFCCA1A6"/>
@@ -8767,7 +8744,7 @@
       </w:rPr>
     </w:lvl>
   </w:abstractNum>
-  <w:abstractNum w:abstractNumId="23" w15:restartNumberingAfterBreak="0">
+  <w:abstractNum w:abstractNumId="25" w15:restartNumberingAfterBreak="0">
     <w:nsid w:val="6EA57E12"/>
     <w:multiLevelType w:val="multilevel"/>
     <w:tmpl w:val="B7F6F750"/>
@@ -8916,7 +8893,7 @@
       </w:rPr>
     </w:lvl>
   </w:abstractNum>
-  <w:abstractNum w:abstractNumId="24" w15:restartNumberingAfterBreak="0">
+  <w:abstractNum w:abstractNumId="26" w15:restartNumberingAfterBreak="0">
     <w:nsid w:val="6F1C48AE"/>
     <w:multiLevelType w:val="multilevel"/>
     <w:tmpl w:val="DE46CB82"/>
@@ -9065,7 +9042,7 @@
       </w:rPr>
     </w:lvl>
   </w:abstractNum>
-  <w:abstractNum w:abstractNumId="25" w15:restartNumberingAfterBreak="0">
+  <w:abstractNum w:abstractNumId="27" w15:restartNumberingAfterBreak="0">
     <w:nsid w:val="754A580C"/>
     <w:multiLevelType w:val="multilevel"/>
     <w:tmpl w:val="3E7465FC"/>
@@ -9214,7 +9191,7 @@
       </w:rPr>
     </w:lvl>
   </w:abstractNum>
-  <w:abstractNum w:abstractNumId="26" w15:restartNumberingAfterBreak="0">
+  <w:abstractNum w:abstractNumId="28" w15:restartNumberingAfterBreak="0">
     <w:nsid w:val="75D535E9"/>
     <w:multiLevelType w:val="multilevel"/>
     <w:tmpl w:val="DC3A573A"/>
@@ -9363,7 +9340,7 @@
       </w:rPr>
     </w:lvl>
   </w:abstractNum>
-  <w:abstractNum w:abstractNumId="27" w15:restartNumberingAfterBreak="0">
+  <w:abstractNum w:abstractNumId="29" w15:restartNumberingAfterBreak="0">
     <w:nsid w:val="77AF3904"/>
     <w:multiLevelType w:val="multilevel"/>
     <w:tmpl w:val="410CF51E"/>
@@ -9512,7 +9489,7 @@
       </w:rPr>
     </w:lvl>
   </w:abstractNum>
-  <w:abstractNum w:abstractNumId="28" w15:restartNumberingAfterBreak="0">
+  <w:abstractNum w:abstractNumId="30" w15:restartNumberingAfterBreak="0">
     <w:nsid w:val="78BA3A84"/>
     <w:multiLevelType w:val="multilevel"/>
     <w:tmpl w:val="429A7FE2"/>
@@ -9661,7 +9638,7 @@
       </w:rPr>
     </w:lvl>
   </w:abstractNum>
-  <w:abstractNum w:abstractNumId="29" w15:restartNumberingAfterBreak="0">
+  <w:abstractNum w:abstractNumId="31" w15:restartNumberingAfterBreak="0">
     <w:nsid w:val="7E3500A2"/>
     <w:multiLevelType w:val="multilevel"/>
     <w:tmpl w:val="C49E6750"/>
@@ -9814,58 +9791,58 @@
     <w:abstractNumId w:val="1"/>
   </w:num>
   <w:num w:numId="2" w16cid:durableId="514343722">
-    <w:abstractNumId w:val="19"/>
+    <w:abstractNumId w:val="21"/>
   </w:num>
   <w:num w:numId="3" w16cid:durableId="830562649">
     <w:abstractNumId w:val="2"/>
   </w:num>
   <w:num w:numId="4" w16cid:durableId="1387724981">
+    <w:abstractNumId w:val="19"/>
+  </w:num>
+  <w:num w:numId="5" w16cid:durableId="2025354443">
+    <w:abstractNumId w:val="15"/>
+  </w:num>
+  <w:num w:numId="6" w16cid:durableId="2006322119">
+    <w:abstractNumId w:val="13"/>
+  </w:num>
+  <w:num w:numId="7" w16cid:durableId="1697542740">
+    <w:abstractNumId w:val="27"/>
+  </w:num>
+  <w:num w:numId="8" w16cid:durableId="1477869535">
     <w:abstractNumId w:val="17"/>
   </w:num>
-  <w:num w:numId="5" w16cid:durableId="2025354443">
-    <w:abstractNumId w:val="14"/>
+  <w:num w:numId="9" w16cid:durableId="69432546">
+    <w:abstractNumId w:val="24"/>
   </w:num>
-  <w:num w:numId="6" w16cid:durableId="2006322119">
+  <w:num w:numId="10" w16cid:durableId="728767739">
     <w:abstractNumId w:val="12"/>
   </w:num>
-  <w:num w:numId="7" w16cid:durableId="1697542740">
-    <w:abstractNumId w:val="25"/>
+  <w:num w:numId="11" w16cid:durableId="1689670533">
+    <w:abstractNumId w:val="31"/>
   </w:num>
-  <w:num w:numId="8" w16cid:durableId="1477869535">
-    <w:abstractNumId w:val="15"/>
-  </w:num>
-  <w:num w:numId="9" w16cid:durableId="69432546">
+  <w:num w:numId="12" w16cid:durableId="1545680963">
     <w:abstractNumId w:val="22"/>
   </w:num>
-  <w:num w:numId="10" w16cid:durableId="728767739">
-    <w:abstractNumId w:val="11"/>
+  <w:num w:numId="13" w16cid:durableId="520435723">
+    <w:abstractNumId w:val="7"/>
   </w:num>
-  <w:num w:numId="11" w16cid:durableId="1689670533">
+  <w:num w:numId="14" w16cid:durableId="716244347">
+    <w:abstractNumId w:val="9"/>
+  </w:num>
+  <w:num w:numId="15" w16cid:durableId="1478916281">
+    <w:abstractNumId w:val="20"/>
+  </w:num>
+  <w:num w:numId="16" w16cid:durableId="583222252">
+    <w:abstractNumId w:val="10"/>
+  </w:num>
+  <w:num w:numId="17" w16cid:durableId="371535520">
     <w:abstractNumId w:val="29"/>
   </w:num>
-  <w:num w:numId="12" w16cid:durableId="1545680963">
-    <w:abstractNumId w:val="20"/>
-  </w:num>
-  <w:num w:numId="13" w16cid:durableId="520435723">
-    <w:abstractNumId w:val="6"/>
-  </w:num>
-  <w:num w:numId="14" w16cid:durableId="716244347">
-    <w:abstractNumId w:val="8"/>
-  </w:num>
-  <w:num w:numId="15" w16cid:durableId="1478916281">
-    <w:abstractNumId w:val="18"/>
-  </w:num>
-  <w:num w:numId="16" w16cid:durableId="583222252">
-    <w:abstractNumId w:val="9"/>
-  </w:num>
-  <w:num w:numId="17" w16cid:durableId="371535520">
-    <w:abstractNumId w:val="27"/>
-  </w:num>
   <w:num w:numId="18" w16cid:durableId="1493109122">
-    <w:abstractNumId w:val="26"/>
+    <w:abstractNumId w:val="28"/>
   </w:num>
   <w:num w:numId="19" w16cid:durableId="1528327622">
-    <w:abstractNumId w:val="24"/>
+    <w:abstractNumId w:val="26"/>
   </w:num>
   <w:num w:numId="20" w16cid:durableId="63377459">
     <w:abstractNumId w:val="0"/>
@@ -9874,7 +9851,7 @@
     <w:abstractNumId w:val="4"/>
   </w:num>
   <w:num w:numId="22" w16cid:durableId="231669787">
-    <w:abstractNumId w:val="7"/>
+    <w:abstractNumId w:val="8"/>
   </w:num>
   <w:num w:numId="23" w16cid:durableId="36318910">
     <w:abstractNumId w:val="3"/>
@@ -9883,22 +9860,28 @@
     <w:abstractNumId w:val="5"/>
   </w:num>
   <w:num w:numId="25" w16cid:durableId="227691356">
+    <w:abstractNumId w:val="18"/>
+  </w:num>
+  <w:num w:numId="26" w16cid:durableId="564335194">
+    <w:abstractNumId w:val="25"/>
+  </w:num>
+  <w:num w:numId="27" w16cid:durableId="932782969">
+    <w:abstractNumId w:val="30"/>
+  </w:num>
+  <w:num w:numId="28" w16cid:durableId="2144693060">
+    <w:abstractNumId w:val="11"/>
+  </w:num>
+  <w:num w:numId="29" w16cid:durableId="365184987">
+    <w:abstractNumId w:val="14"/>
+  </w:num>
+  <w:num w:numId="30" w16cid:durableId="916482105">
+    <w:abstractNumId w:val="23"/>
+  </w:num>
+  <w:num w:numId="31" w16cid:durableId="333654804">
     <w:abstractNumId w:val="16"/>
   </w:num>
-  <w:num w:numId="26" w16cid:durableId="564335194">
-    <w:abstractNumId w:val="23"/>
-  </w:num>
-  <w:num w:numId="27" w16cid:durableId="932782969">
-    <w:abstractNumId w:val="28"/>
-  </w:num>
-  <w:num w:numId="28" w16cid:durableId="2144693060">
-    <w:abstractNumId w:val="10"/>
-  </w:num>
-  <w:num w:numId="29" w16cid:durableId="365184987">
-    <w:abstractNumId w:val="13"/>
-  </w:num>
-  <w:num w:numId="30" w16cid:durableId="916482105">
-    <w:abstractNumId w:val="21"/>
+  <w:num w:numId="32" w16cid:durableId="304746748">
+    <w:abstractNumId w:val="6"/>
   </w:num>
   <w:numIdMacAtCleanup w:val="21"/>
 </w:numbering>
@@ -10864,8 +10847,8 @@
       <w:szCs w:val="22"/>
     </w:rPr>
   </w:style>
-  <w:style w:type="paragraph" w:customStyle="1" w:styleId="Normal">
-    <w:name w:val="Normal"/>
+  <w:style w:type="paragraph" w:customStyle="1" w:styleId="31">
+    <w:name w:val="標準3"/>
     <w:basedOn w:val="a"/>
     <w:rsid w:val="00A95569"/>
     <w:pPr>
@@ -10876,6 +10859,50 @@
       <w:rFonts w:ascii="游明朝" w:eastAsia="游明朝" w:hAnsi="游明朝" w:cs="ＭＳ Ｐゴシック"/>
       <w:szCs w:val="22"/>
     </w:rPr>
+  </w:style>
+  <w:style w:type="paragraph" w:styleId="ac">
+    <w:name w:val="header"/>
+    <w:basedOn w:val="a"/>
+    <w:link w:val="ad"/>
+    <w:uiPriority w:val="99"/>
+    <w:unhideWhenUsed/>
+    <w:rsid w:val="000209BC"/>
+    <w:pPr>
+      <w:tabs>
+        <w:tab w:val="center" w:pos="4252"/>
+        <w:tab w:val="right" w:pos="8504"/>
+      </w:tabs>
+      <w:snapToGrid w:val="0"/>
+    </w:pPr>
+  </w:style>
+  <w:style w:type="character" w:customStyle="1" w:styleId="ad">
+    <w:name w:val="ヘッダー (文字)"/>
+    <w:basedOn w:val="a0"/>
+    <w:link w:val="ac"/>
+    <w:uiPriority w:val="99"/>
+    <w:rsid w:val="000209BC"/>
+  </w:style>
+  <w:style w:type="paragraph" w:styleId="ae">
+    <w:name w:val="footer"/>
+    <w:basedOn w:val="a"/>
+    <w:link w:val="af"/>
+    <w:uiPriority w:val="99"/>
+    <w:unhideWhenUsed/>
+    <w:rsid w:val="000209BC"/>
+    <w:pPr>
+      <w:tabs>
+        <w:tab w:val="center" w:pos="4252"/>
+        <w:tab w:val="right" w:pos="8504"/>
+      </w:tabs>
+      <w:snapToGrid w:val="0"/>
+    </w:pPr>
+  </w:style>
+  <w:style w:type="character" w:customStyle="1" w:styleId="af">
+    <w:name w:val="フッター (文字)"/>
+    <w:basedOn w:val="a0"/>
+    <w:link w:val="ae"/>
+    <w:uiPriority w:val="99"/>
+    <w:rsid w:val="000209BC"/>
   </w:style>
 </w:styles>
 </file>
